--- a/Master Folder/Master BA Timlak Fisik/z04. Surat Penetapan BA Persiapan Pengadaan PPK (Tidak Sesuai).docx
+++ b/Master Folder/Master BA Timlak Fisik/z04. Surat Penetapan BA Persiapan Pengadaan PPK (Tidak Sesuai).docx
@@ -1,6 +1,6 @@
 
 <file path=word/document.xml><?xml version="1.0" encoding="utf-8"?>
-<w:document xmlns:wpc="http://schemas.microsoft.com/office/word/2010/wordprocessingCanvas" xmlns:cx="http://schemas.microsoft.com/office/drawing/2014/chartex" xmlns:cx1="http://schemas.microsoft.com/office/drawing/2015/9/8/chartex" xmlns:cx2="http://schemas.microsoft.com/office/drawing/2015/10/21/chartex" xmlns:cx3="http://schemas.microsoft.com/office/drawing/2016/5/9/chartex" xmlns:cx4="http://schemas.microsoft.com/office/drawing/2016/5/10/chartex" xmlns:cx5="http://schemas.microsoft.com/office/drawing/2016/5/11/chartex" xmlns:cx6="http://schemas.microsoft.com/office/drawing/2016/5/12/chartex" xmlns:cx7="http://schemas.microsoft.com/office/drawing/2016/5/13/chartex" xmlns:cx8="http://schemas.microsoft.com/office/drawing/2016/5/14/chartex" xmlns:mc="http://schemas.openxmlformats.org/markup-compatibility/2006" xmlns:aink="http://schemas.microsoft.com/office/drawing/2016/ink" xmlns:am3d="http://schemas.microsoft.com/office/drawing/2017/model3d" xmlns:o="urn:schemas-microsoft-com:office:office" xmlns:oel="http://schemas.microsoft.com/office/2019/extlst" xmlns:r="http://schemas.openxmlformats.org/officeDocument/2006/relationships" xmlns:m="http://schemas.openxmlformats.org/officeDocument/2006/math" xmlns:v="urn:schemas-microsoft-com:vml" xmlns:wp14="http://schemas.microsoft.com/office/word/2010/wordprocessingDrawing" xmlns:wp="http://schemas.openxmlformats.org/drawingml/2006/wordprocessingDrawing" xmlns:w10="urn:schemas-microsoft-com:office:word" xmlns:w="http://schemas.openxmlformats.org/wordprocessingml/2006/main" xmlns:w14="http://schemas.microsoft.com/office/word/2010/wordml" xmlns:w15="http://schemas.microsoft.com/office/word/2012/wordml" xmlns:w16cex="http://schemas.microsoft.com/office/word/2018/wordml/cex" xmlns:w16cid="http://schemas.microsoft.com/office/word/2016/wordml/cid" xmlns:w16="http://schemas.microsoft.com/office/word/2018/wordml" xmlns:w16du="http://schemas.microsoft.com/office/word/2023/wordml/word16du" xmlns:w16sdtdh="http://schemas.microsoft.com/office/word/2020/wordml/sdtdatahash" xmlns:w16sdtfl="http://schemas.microsoft.com/office/word/2024/wordml/sdtformatlock" xmlns:w16se="http://schemas.microsoft.com/office/word/2015/wordml/symex" xmlns:wpg="http://schemas.microsoft.com/office/word/2010/wordprocessingGroup" xmlns:wpi="http://schemas.microsoft.com/office/word/2010/wordprocessingInk" xmlns:wne="http://schemas.microsoft.com/office/word/2006/wordml" xmlns:wps="http://schemas.microsoft.com/office/word/2010/wordprocessingShape" mc:Ignorable="w14 w15 w16se w16cid w16 w16cex w16sdtdh w16sdtfl w16du wp14">
+<w:document xmlns:wpc="http://schemas.microsoft.com/office/word/2010/wordprocessingCanvas" xmlns:cx="http://schemas.microsoft.com/office/drawing/2014/chartex" xmlns:cx1="http://schemas.microsoft.com/office/drawing/2015/9/8/chartex" xmlns:cx2="http://schemas.microsoft.com/office/drawing/2015/10/21/chartex" xmlns:cx3="http://schemas.microsoft.com/office/drawing/2016/5/9/chartex" xmlns:cx4="http://schemas.microsoft.com/office/drawing/2016/5/10/chartex" xmlns:cx5="http://schemas.microsoft.com/office/drawing/2016/5/11/chartex" xmlns:cx6="http://schemas.microsoft.com/office/drawing/2016/5/12/chartex" xmlns:cx7="http://schemas.microsoft.com/office/drawing/2016/5/13/chartex" xmlns:cx8="http://schemas.microsoft.com/office/drawing/2016/5/14/chartex" xmlns:mc="http://schemas.openxmlformats.org/markup-compatibility/2006" xmlns:aink="http://schemas.microsoft.com/office/drawing/2016/ink" xmlns:am3d="http://schemas.microsoft.com/office/drawing/2017/model3d" xmlns:o="urn:schemas-microsoft-com:office:office" xmlns:r="http://schemas.openxmlformats.org/officeDocument/2006/relationships" xmlns:m="http://schemas.openxmlformats.org/officeDocument/2006/math" xmlns:v="urn:schemas-microsoft-com:vml" xmlns:wp14="http://schemas.microsoft.com/office/word/2010/wordprocessingDrawing" xmlns:wp="http://schemas.openxmlformats.org/drawingml/2006/wordprocessingDrawing" xmlns:w10="urn:schemas-microsoft-com:office:word" xmlns:w="http://schemas.openxmlformats.org/wordprocessingml/2006/main" xmlns:w14="http://schemas.microsoft.com/office/word/2010/wordml" xmlns:w15="http://schemas.microsoft.com/office/word/2012/wordml" xmlns:w16cex="http://schemas.microsoft.com/office/word/2018/wordml/cex" xmlns:w16cid="http://schemas.microsoft.com/office/word/2016/wordml/cid" xmlns:w16="http://schemas.microsoft.com/office/word/2018/wordml" xmlns:w16sdtdh="http://schemas.microsoft.com/office/word/2020/wordml/sdtdatahash" xmlns:w16se="http://schemas.microsoft.com/office/word/2015/wordml/symex" xmlns:wpg="http://schemas.microsoft.com/office/word/2010/wordprocessingGroup" xmlns:wpi="http://schemas.microsoft.com/office/word/2010/wordprocessingInk" xmlns:wne="http://schemas.microsoft.com/office/word/2006/wordml" xmlns:wps="http://schemas.microsoft.com/office/word/2010/wordprocessingShape" mc:Ignorable="w14 w15 w16se w16cid w16 w16cex w16sdtdh wp14">
   <w:body>
     <w:p>
       <w:pPr>
@@ -29,7 +29,7 @@
     </w:p>
     <w:p>
       <w:pPr>
-        <w:spacing w:after="0" w:line="360" w:lineRule="auto"/>
+        <w:spacing w:line="360" w:lineRule="auto"/>
         <w:ind w:left="-425"/>
         <w:jc w:val="center"/>
         <w:rPr>
@@ -40,32 +40,77 @@
         <w:rPr>
           <w:rFonts w:ascii="Arial" w:eastAsia="Calibri" w:hAnsi="Arial" w:cs="Arial"/>
         </w:rPr>
-        <w:t xml:space="preserve">Nomor:  </w:t>
+        <w:t>NOMOR</w:t>
       </w:r>
       <w:r>
         <w:rPr>
           <w:rFonts w:ascii="Arial" w:eastAsia="Calibri" w:hAnsi="Arial" w:cs="Arial"/>
-          <w:highlight w:val="green"/>
+        </w:rPr>
+        <w:t xml:space="preserve">:  </w:t>
+      </w:r>
+      <w:r>
+        <w:rPr>
+          <w:rFonts w:ascii="Arial" w:eastAsia="Calibri" w:hAnsi="Arial" w:cs="Arial"/>
           <w:lang w:val="en-US"/>
         </w:rPr>
-        <w:t>1686/</w:t>
+        <w:t>{kode_klasifikasi}/</w:t>
       </w:r>
       <w:r>
         <w:rPr>
           <w:rFonts w:ascii="Arial" w:eastAsia="Calibri" w:hAnsi="Arial" w:cs="Arial"/>
-          <w:highlight w:val="green"/>
-        </w:rPr>
-        <w:t>MD/Bp2jk17/2025</w:t>
-      </w:r>
-    </w:p>
-    <w:p>
-      <w:pPr>
-        <w:ind w:left="-426"/>
-        <w:jc w:val="center"/>
+          <w:lang w:val="en-US"/>
+        </w:rPr>
+        <w:t>{</w:t>
+      </w:r>
+      <w:r>
         <w:rPr>
           <w:rFonts w:ascii="Arial" w:eastAsia="Calibri" w:hAnsi="Arial" w:cs="Arial"/>
-        </w:rPr>
-      </w:pPr>
+          <w:lang w:val="en-US"/>
+        </w:rPr>
+        <w:t>klasifikasi</w:t>
+      </w:r>
+      <w:r>
+        <w:rPr>
+          <w:rFonts w:ascii="Arial" w:eastAsia="Calibri" w:hAnsi="Arial" w:cs="Arial"/>
+          <w:lang w:val="en-US"/>
+        </w:rPr>
+        <w:t>_</w:t>
+      </w:r>
+      <w:r>
+        <w:rPr>
+          <w:rFonts w:ascii="Arial" w:eastAsia="Calibri" w:hAnsi="Arial" w:cs="Arial"/>
+          <w:lang w:val="en-US"/>
+        </w:rPr>
+        <w:t>keamanan</w:t>
+      </w:r>
+      <w:r>
+        <w:rPr>
+          <w:rFonts w:ascii="Arial" w:eastAsia="Calibri" w:hAnsi="Arial" w:cs="Arial"/>
+          <w:lang w:val="en-US"/>
+        </w:rPr>
+        <w:t>}</w:t>
+      </w:r>
+      <w:r>
+        <w:rPr>
+          <w:rFonts w:ascii="Arial" w:eastAsia="Calibri" w:hAnsi="Arial" w:cs="Arial"/>
+          <w:lang w:val="en-US"/>
+        </w:rPr>
+        <w:t>/Bp2jk17/2026/{</w:t>
+      </w:r>
+      <w:r>
+        <w:rPr>
+          <w:rFonts w:ascii="Arial" w:eastAsia="Calibri" w:hAnsi="Arial" w:cs="Arial"/>
+          <w:lang w:val="en-US"/>
+        </w:rPr>
+        <w:t>isi_</w:t>
+      </w:r>
+      <w:r>
+        <w:rPr>
+          <w:rFonts w:ascii="Arial" w:eastAsia="Calibri" w:hAnsi="Arial" w:cs="Arial"/>
+          <w:lang w:val="en-US"/>
+        </w:rPr>
+        <w:t>nomor_surat}</w:t>
+      </w:r>
     </w:p>
     <w:tbl>
       <w:tblPr>
@@ -434,92 +479,6 @@
           </w:p>
         </w:tc>
       </w:tr>
-      <w:tr>
-        <w:tc>
-          <w:tcPr>
-            <w:tcW w:w="1276" w:type="dxa"/>
-            <w:tcBorders>
-              <w:top w:val="nil"/>
-              <w:left w:val="nil"/>
-              <w:bottom w:val="single" w:sz="4" w:space="0" w:color="auto"/>
-              <w:right w:val="nil"/>
-            </w:tcBorders>
-            <w:hideMark/>
-          </w:tcPr>
-          <w:p>
-            <w:pPr>
-              <w:ind w:left="-105"/>
-              <w:contextualSpacing/>
-              <w:jc w:val="both"/>
-              <w:rPr>
-                <w:rFonts w:ascii="Arial" w:hAnsi="Arial" w:cs="Arial"/>
-              </w:rPr>
-            </w:pPr>
-            <w:r>
-              <w:rPr>
-                <w:rFonts w:ascii="Arial" w:hAnsi="Arial" w:cs="Arial"/>
-              </w:rPr>
-              <w:t>Lampiran</w:t>
-            </w:r>
-          </w:p>
-        </w:tc>
-        <w:tc>
-          <w:tcPr>
-            <w:tcW w:w="301" w:type="dxa"/>
-            <w:tcBorders>
-              <w:top w:val="nil"/>
-              <w:left w:val="nil"/>
-              <w:bottom w:val="single" w:sz="4" w:space="0" w:color="auto"/>
-              <w:right w:val="nil"/>
-            </w:tcBorders>
-            <w:hideMark/>
-          </w:tcPr>
-          <w:p>
-            <w:pPr>
-              <w:contextualSpacing/>
-              <w:jc w:val="both"/>
-              <w:rPr>
-                <w:rFonts w:ascii="Arial" w:hAnsi="Arial" w:cs="Arial"/>
-              </w:rPr>
-            </w:pPr>
-            <w:r>
-              <w:rPr>
-                <w:rFonts w:ascii="Arial" w:hAnsi="Arial" w:cs="Arial"/>
-              </w:rPr>
-              <w:t>:</w:t>
-            </w:r>
-          </w:p>
-        </w:tc>
-        <w:tc>
-          <w:tcPr>
-            <w:tcW w:w="7779" w:type="dxa"/>
-            <w:tcBorders>
-              <w:top w:val="nil"/>
-              <w:left w:val="nil"/>
-              <w:bottom w:val="single" w:sz="4" w:space="0" w:color="auto"/>
-              <w:right w:val="nil"/>
-            </w:tcBorders>
-            <w:hideMark/>
-          </w:tcPr>
-          <w:p>
-            <w:pPr>
-              <w:ind w:right="-101"/>
-              <w:contextualSpacing/>
-              <w:jc w:val="both"/>
-              <w:rPr>
-                <w:rFonts w:ascii="Arial" w:hAnsi="Arial" w:cs="Arial"/>
-                <w:bCs/>
-              </w:rPr>
-            </w:pPr>
-            <w:r>
-              <w:rPr>
-                <w:rFonts w:ascii="Arial" w:hAnsi="Arial" w:cs="Arial"/>
-              </w:rPr>
-              <w:t>1 (satu) Berkas</w:t>
-            </w:r>
-          </w:p>
-        </w:tc>
-      </w:tr>
     </w:tbl>
     <w:p>
       <w:pPr>
@@ -533,7 +492,7 @@
     </w:p>
     <w:p>
       <w:pPr>
-        <w:spacing w:line="240" w:lineRule="auto"/>
+        <w:spacing w:line="360" w:lineRule="auto"/>
         <w:ind w:firstLine="851"/>
         <w:contextualSpacing/>
         <w:jc w:val="both"/>
@@ -744,7 +703,6 @@
     <w:p>
       <w:pPr>
         <w:spacing w:line="240" w:lineRule="auto"/>
-        <w:ind w:firstLine="851"/>
         <w:contextualSpacing/>
         <w:jc w:val="both"/>
         <w:rPr>
@@ -1256,6 +1214,7 @@
               </w:rPr>
               <w:t>{metode_</w:t>
             </w:r>
+            <w:proofErr w:type="spellStart"/>
             <w:r>
               <w:rPr>
                 <w:rFonts w:ascii="Arial" w:hAnsi="Arial" w:cs="Arial"/>
@@ -1263,6 +1222,7 @@
               </w:rPr>
               <w:t>pemilihan</w:t>
             </w:r>
+            <w:proofErr w:type="spellEnd"/>
             <w:r>
               <w:rPr>
                 <w:rFonts w:ascii="Arial" w:hAnsi="Arial" w:cs="Arial"/>
@@ -1605,7 +1565,8 @@
     </w:p>
     <w:p>
       <w:pPr>
-        <w:spacing w:line="240" w:lineRule="auto"/>
+        <w:spacing w:line="360" w:lineRule="auto"/>
+        <w:ind w:firstLine="720"/>
         <w:contextualSpacing/>
         <w:jc w:val="both"/>
         <w:rPr>
@@ -1651,17 +1612,7 @@
     </w:p>
     <w:p>
       <w:pPr>
-        <w:spacing w:line="240" w:lineRule="auto"/>
-        <w:contextualSpacing/>
-        <w:jc w:val="both"/>
-        <w:rPr>
-          <w:rFonts w:ascii="Arial" w:hAnsi="Arial" w:cs="Arial"/>
-        </w:rPr>
-      </w:pPr>
-    </w:p>
-    <w:p>
-      <w:pPr>
-        <w:spacing w:line="240" w:lineRule="auto"/>
+        <w:spacing w:line="360" w:lineRule="auto"/>
         <w:ind w:firstLine="851"/>
         <w:contextualSpacing/>
         <w:jc w:val="both"/>
@@ -1804,7 +1755,27 @@
                 <w:szCs w:val="22"/>
                 <w:lang w:val="en-US"/>
               </w:rPr>
-              <w:t>{ppk_back}</w:t>
+              <w:t>{</w:t>
+            </w:r>
+            <w:proofErr w:type="spellStart"/>
+            <w:r>
+              <w:rPr>
+                <w:rFonts w:ascii="Arial" w:hAnsi="Arial" w:cs="Arial"/>
+                <w:sz w:val="22"/>
+                <w:szCs w:val="22"/>
+                <w:lang w:val="en-US"/>
+              </w:rPr>
+              <w:t>ppk_back</w:t>
+            </w:r>
+            <w:proofErr w:type="spellEnd"/>
+            <w:r>
+              <w:rPr>
+                <w:rFonts w:ascii="Arial" w:hAnsi="Arial" w:cs="Arial"/>
+                <w:sz w:val="22"/>
+                <w:szCs w:val="22"/>
+                <w:lang w:val="en-US"/>
+              </w:rPr>
+              <w:t>}</w:t>
             </w:r>
           </w:p>
           <w:p>
@@ -1963,22 +1934,6 @@
               </w:tabs>
               <w:spacing w:after="0" w:line="240" w:lineRule="auto"/>
               <w:contextualSpacing/>
-              <w:jc w:val="center"/>
-              <w:rPr>
-                <w:rFonts w:ascii="Arial" w:hAnsi="Arial" w:cs="Arial"/>
-                <w:sz w:val="22"/>
-                <w:szCs w:val="22"/>
-              </w:rPr>
-            </w:pPr>
-          </w:p>
-          <w:p>
-            <w:pPr>
-              <w:tabs>
-                <w:tab w:val="left" w:pos="1701"/>
-                <w:tab w:val="left" w:pos="1843"/>
-              </w:tabs>
-              <w:spacing w:after="0" w:line="240" w:lineRule="auto"/>
-              <w:contextualSpacing/>
               <w:rPr>
                 <w:rFonts w:ascii="Arial" w:hAnsi="Arial" w:cs="Arial"/>
                 <w:sz w:val="22"/>
@@ -1991,7 +1946,7 @@
     </w:tbl>
     <w:p>
       <w:pPr>
-        <w:spacing w:after="0" w:line="240" w:lineRule="auto"/>
+        <w:spacing w:after="0" w:line="360" w:lineRule="auto"/>
         <w:contextualSpacing/>
         <w:rPr>
           <w:rFonts w:ascii="Arial" w:hAnsi="Arial" w:cs="Arial"/>
@@ -2006,7 +1961,7 @@
     </w:p>
     <w:p>
       <w:pPr>
-        <w:spacing w:line="240" w:lineRule="auto"/>
+        <w:spacing w:line="360" w:lineRule="auto"/>
         <w:rPr>
           <w:rFonts w:ascii="Arial" w:hAnsi="Arial" w:cs="Arial"/>
         </w:rPr>
@@ -2048,7 +2003,7 @@
     </w:p>
     <w:p>
       <w:pPr>
-        <w:spacing w:after="0" w:line="360" w:lineRule="auto"/>
+        <w:spacing w:after="0"/>
         <w:ind w:left="-425"/>
         <w:jc w:val="center"/>
         <w:rPr>
@@ -2061,20 +2016,12 @@
           <w:rFonts w:ascii="Arial" w:eastAsia="Calibri" w:hAnsi="Arial" w:cs="Arial"/>
           <w:b/>
         </w:rPr>
-        <w:lastRenderedPageBreak/>
-        <w:t>NOTA</w:t>
-      </w:r>
-      <w:r>
-        <w:rPr>
-          <w:rFonts w:ascii="Arial" w:eastAsia="Calibri" w:hAnsi="Arial" w:cs="Arial"/>
-          <w:b/>
-        </w:rPr>
-        <w:t xml:space="preserve"> DINAS</w:t>
+        <w:t>MEMORANDUM</w:t>
       </w:r>
     </w:p>
     <w:p>
       <w:pPr>
-        <w:spacing w:after="0" w:line="360" w:lineRule="auto"/>
+        <w:spacing w:line="360" w:lineRule="auto"/>
         <w:ind w:left="-425"/>
         <w:jc w:val="center"/>
         <w:rPr>
@@ -2085,32 +2032,21 @@
         <w:rPr>
           <w:rFonts w:ascii="Arial" w:eastAsia="Calibri" w:hAnsi="Arial" w:cs="Arial"/>
         </w:rPr>
-        <w:t xml:space="preserve">Nomor:  </w:t>
+        <w:t>NOMOR</w:t>
       </w:r>
       <w:r>
         <w:rPr>
           <w:rFonts w:ascii="Arial" w:eastAsia="Calibri" w:hAnsi="Arial" w:cs="Arial"/>
-          <w:highlight w:val="yellow"/>
+        </w:rPr>
+        <w:t xml:space="preserve">:  </w:t>
+      </w:r>
+      <w:r>
+        <w:rPr>
+          <w:rFonts w:ascii="Arial" w:eastAsia="Calibri" w:hAnsi="Arial" w:cs="Arial"/>
           <w:lang w:val="en-US"/>
         </w:rPr>
-        <w:t>1686/</w:t>
-      </w:r>
-      <w:r>
-        <w:rPr>
-          <w:rFonts w:ascii="Arial" w:eastAsia="Calibri" w:hAnsi="Arial" w:cs="Arial"/>
-          <w:highlight w:val="yellow"/>
-        </w:rPr>
-        <w:t>MD/Bp2jk17/2025</w:t>
-      </w:r>
-    </w:p>
-    <w:p>
-      <w:pPr>
-        <w:ind w:left="-426"/>
-        <w:jc w:val="center"/>
-        <w:rPr>
-          <w:rFonts w:ascii="Arial" w:eastAsia="Calibri" w:hAnsi="Arial" w:cs="Arial"/>
-        </w:rPr>
-      </w:pPr>
+        <w:t>{kode_klasifikasi}/{klasifikasi_keamanan}/Bp2jk17/2026/{isi_nomor_surat}</w:t>
+      </w:r>
     </w:p>
     <w:tbl>
       <w:tblPr>
@@ -2382,12 +2318,69 @@
                 <w:rFonts w:ascii="Arial" w:hAnsi="Arial" w:cs="Arial"/>
               </w:rPr>
             </w:pPr>
+            <w:proofErr w:type="spellStart"/>
             <w:r>
               <w:rPr>
                 <w:rFonts w:ascii="Arial" w:hAnsi="Arial" w:cs="Arial"/>
                 <w:lang w:val="en-US"/>
               </w:rPr>
-              <w:t>Penetapan Dokumen Persiapan Pengadaan Paket</w:t>
+              <w:t>Penetapan</w:t>
+            </w:r>
+            <w:proofErr w:type="spellEnd"/>
+            <w:r>
+              <w:rPr>
+                <w:rFonts w:ascii="Arial" w:hAnsi="Arial" w:cs="Arial"/>
+                <w:lang w:val="en-US"/>
+              </w:rPr>
+              <w:t xml:space="preserve"> </w:t>
+            </w:r>
+            <w:proofErr w:type="spellStart"/>
+            <w:r>
+              <w:rPr>
+                <w:rFonts w:ascii="Arial" w:hAnsi="Arial" w:cs="Arial"/>
+                <w:lang w:val="en-US"/>
+              </w:rPr>
+              <w:t>Dokumen</w:t>
+            </w:r>
+            <w:proofErr w:type="spellEnd"/>
+            <w:r>
+              <w:rPr>
+                <w:rFonts w:ascii="Arial" w:hAnsi="Arial" w:cs="Arial"/>
+                <w:lang w:val="en-US"/>
+              </w:rPr>
+              <w:t xml:space="preserve"> </w:t>
+            </w:r>
+            <w:proofErr w:type="spellStart"/>
+            <w:r>
+              <w:rPr>
+                <w:rFonts w:ascii="Arial" w:hAnsi="Arial" w:cs="Arial"/>
+                <w:lang w:val="en-US"/>
+              </w:rPr>
+              <w:t>Persiapan</w:t>
+            </w:r>
+            <w:proofErr w:type="spellEnd"/>
+            <w:r>
+              <w:rPr>
+                <w:rFonts w:ascii="Arial" w:hAnsi="Arial" w:cs="Arial"/>
+                <w:lang w:val="en-US"/>
+              </w:rPr>
+              <w:t xml:space="preserve"> </w:t>
+            </w:r>
+            <w:proofErr w:type="spellStart"/>
+            <w:r>
+              <w:rPr>
+                <w:rFonts w:ascii="Arial" w:hAnsi="Arial" w:cs="Arial"/>
+                <w:lang w:val="en-US"/>
+              </w:rPr>
+              <w:t>Pengadaan</w:t>
+            </w:r>
+            <w:proofErr w:type="spellEnd"/>
+            <w:r>
+              <w:rPr>
+                <w:rFonts w:ascii="Arial" w:hAnsi="Arial" w:cs="Arial"/>
+                <w:lang w:val="en-US"/>
+              </w:rPr>
+              <w:t xml:space="preserve"> Paket</w:t>
             </w:r>
             <w:r>
               <w:rPr>
@@ -2490,92 +2483,6 @@
           </w:p>
         </w:tc>
       </w:tr>
-      <w:tr>
-        <w:tc>
-          <w:tcPr>
-            <w:tcW w:w="1276" w:type="dxa"/>
-            <w:tcBorders>
-              <w:top w:val="nil"/>
-              <w:left w:val="nil"/>
-              <w:bottom w:val="single" w:sz="4" w:space="0" w:color="auto"/>
-              <w:right w:val="nil"/>
-            </w:tcBorders>
-            <w:hideMark/>
-          </w:tcPr>
-          <w:p>
-            <w:pPr>
-              <w:ind w:left="-105"/>
-              <w:contextualSpacing/>
-              <w:jc w:val="both"/>
-              <w:rPr>
-                <w:rFonts w:ascii="Arial" w:hAnsi="Arial" w:cs="Arial"/>
-              </w:rPr>
-            </w:pPr>
-            <w:r>
-              <w:rPr>
-                <w:rFonts w:ascii="Arial" w:hAnsi="Arial" w:cs="Arial"/>
-              </w:rPr>
-              <w:t>Lampiran</w:t>
-            </w:r>
-          </w:p>
-        </w:tc>
-        <w:tc>
-          <w:tcPr>
-            <w:tcW w:w="301" w:type="dxa"/>
-            <w:tcBorders>
-              <w:top w:val="nil"/>
-              <w:left w:val="nil"/>
-              <w:bottom w:val="single" w:sz="4" w:space="0" w:color="auto"/>
-              <w:right w:val="nil"/>
-            </w:tcBorders>
-            <w:hideMark/>
-          </w:tcPr>
-          <w:p>
-            <w:pPr>
-              <w:contextualSpacing/>
-              <w:jc w:val="both"/>
-              <w:rPr>
-                <w:rFonts w:ascii="Arial" w:hAnsi="Arial" w:cs="Arial"/>
-              </w:rPr>
-            </w:pPr>
-            <w:r>
-              <w:rPr>
-                <w:rFonts w:ascii="Arial" w:hAnsi="Arial" w:cs="Arial"/>
-              </w:rPr>
-              <w:t>:</w:t>
-            </w:r>
-          </w:p>
-        </w:tc>
-        <w:tc>
-          <w:tcPr>
-            <w:tcW w:w="7779" w:type="dxa"/>
-            <w:tcBorders>
-              <w:top w:val="nil"/>
-              <w:left w:val="nil"/>
-              <w:bottom w:val="single" w:sz="4" w:space="0" w:color="auto"/>
-              <w:right w:val="nil"/>
-            </w:tcBorders>
-            <w:hideMark/>
-          </w:tcPr>
-          <w:p>
-            <w:pPr>
-              <w:ind w:right="-101"/>
-              <w:contextualSpacing/>
-              <w:jc w:val="both"/>
-              <w:rPr>
-                <w:rFonts w:ascii="Arial" w:hAnsi="Arial" w:cs="Arial"/>
-                <w:bCs/>
-              </w:rPr>
-            </w:pPr>
-            <w:r>
-              <w:rPr>
-                <w:rFonts w:ascii="Arial" w:hAnsi="Arial" w:cs="Arial"/>
-              </w:rPr>
-              <w:t>1 (satu) Berkas</w:t>
-            </w:r>
-          </w:p>
-        </w:tc>
-      </w:tr>
     </w:tbl>
     <w:p>
       <w:pPr>
@@ -2589,7 +2496,7 @@
     </w:p>
     <w:p>
       <w:pPr>
-        <w:spacing w:line="240" w:lineRule="auto"/>
+        <w:spacing w:line="360" w:lineRule="auto"/>
         <w:ind w:firstLine="851"/>
         <w:contextualSpacing/>
         <w:jc w:val="both"/>
@@ -2609,11 +2516,20 @@
         </w:rPr>
         <w:t>Memo</w:t>
       </w:r>
-      <w:r>
-        <w:rPr>
-          <w:rFonts w:ascii="Arial" w:hAnsi="Arial" w:cs="Arial"/>
-        </w:rPr>
-        <w:t xml:space="preserve"> Dinas Kepala BP2JK Wilayah Kalimantan Selatan Nomor </w:t>
+      <w:proofErr w:type="spellStart"/>
+      <w:r>
+        <w:rPr>
+          <w:rFonts w:ascii="Arial" w:hAnsi="Arial" w:cs="Arial"/>
+          <w:lang w:val="en-US"/>
+        </w:rPr>
+        <w:t>randum</w:t>
+      </w:r>
+      <w:proofErr w:type="spellEnd"/>
+      <w:r>
+        <w:rPr>
+          <w:rFonts w:ascii="Arial" w:hAnsi="Arial" w:cs="Arial"/>
+        </w:rPr>
+        <w:t xml:space="preserve"> Kepala BP2JK Wilayah Kalimantan Selatan Nomor </w:t>
       </w:r>
       <w:r>
         <w:rPr>
@@ -2709,17 +2625,9 @@
       <w:r>
         <w:rPr>
           <w:rFonts w:ascii="Arial" w:eastAsia="Calibri" w:hAnsi="Arial" w:cs="Arial"/>
-          <w:highlight w:val="green"/>
           <w:lang w:val="en-US"/>
         </w:rPr>
-        <w:t>1686/</w:t>
-      </w:r>
-      <w:r>
-        <w:rPr>
-          <w:rFonts w:ascii="Arial" w:eastAsia="Calibri" w:hAnsi="Arial" w:cs="Arial"/>
-          <w:highlight w:val="green"/>
-        </w:rPr>
-        <w:t>MD/Bp2jk17/2025</w:t>
+        <w:t>{kode_klasifikasi}/{klasifikasi_keamanan}/Bp2jk17/2026/{isi_nomor_surat}</w:t>
       </w:r>
       <w:r>
         <w:rPr>
@@ -3279,6 +3187,7 @@
               </w:rPr>
               <w:t>{metode_</w:t>
             </w:r>
+            <w:proofErr w:type="spellStart"/>
             <w:r>
               <w:rPr>
                 <w:rFonts w:ascii="Arial" w:hAnsi="Arial" w:cs="Arial"/>
@@ -3286,6 +3195,7 @@
               </w:rPr>
               <w:t>pemilihan</w:t>
             </w:r>
+            <w:proofErr w:type="spellEnd"/>
             <w:r>
               <w:rPr>
                 <w:rFonts w:ascii="Arial" w:hAnsi="Arial" w:cs="Arial"/>
@@ -3628,7 +3538,8 @@
     </w:p>
     <w:p>
       <w:pPr>
-        <w:spacing w:line="240" w:lineRule="auto"/>
+        <w:spacing w:line="360" w:lineRule="auto"/>
+        <w:ind w:firstLine="720"/>
         <w:contextualSpacing/>
         <w:jc w:val="both"/>
         <w:rPr>
@@ -3674,17 +3585,7 @@
     </w:p>
     <w:p>
       <w:pPr>
-        <w:spacing w:line="240" w:lineRule="auto"/>
-        <w:contextualSpacing/>
-        <w:jc w:val="both"/>
-        <w:rPr>
-          <w:rFonts w:ascii="Arial" w:hAnsi="Arial" w:cs="Arial"/>
-        </w:rPr>
-      </w:pPr>
-    </w:p>
-    <w:p>
-      <w:pPr>
-        <w:spacing w:line="240" w:lineRule="auto"/>
+        <w:spacing w:line="360" w:lineRule="auto"/>
         <w:ind w:firstLine="851"/>
         <w:contextualSpacing/>
         <w:jc w:val="both"/>
@@ -3941,22 +3842,6 @@
               </w:tabs>
               <w:spacing w:after="0" w:line="240" w:lineRule="auto"/>
               <w:contextualSpacing/>
-              <w:jc w:val="center"/>
-              <w:rPr>
-                <w:rFonts w:ascii="Arial" w:hAnsi="Arial" w:cs="Arial"/>
-                <w:sz w:val="22"/>
-                <w:szCs w:val="22"/>
-              </w:rPr>
-            </w:pPr>
-          </w:p>
-          <w:p>
-            <w:pPr>
-              <w:tabs>
-                <w:tab w:val="left" w:pos="1701"/>
-                <w:tab w:val="left" w:pos="1843"/>
-              </w:tabs>
-              <w:spacing w:after="0" w:line="240" w:lineRule="auto"/>
-              <w:contextualSpacing/>
               <w:rPr>
                 <w:rFonts w:ascii="Arial" w:hAnsi="Arial" w:cs="Arial"/>
                 <w:sz w:val="22"/>
@@ -4012,188 +3897,151 @@
     </w:p>
     <w:p>
       <w:pPr>
+        <w:spacing w:after="0"/>
+        <w:jc w:val="center"/>
+        <w:rPr>
+          <w:rFonts w:ascii="Arial" w:hAnsi="Arial" w:cs="Arial"/>
+          <w:b/>
+          <w:bCs/>
+        </w:rPr>
+      </w:pPr>
+      <w:r>
+        <w:rPr>
+          <w:rFonts w:ascii="Arial" w:hAnsi="Arial" w:cs="Arial"/>
+          <w:b/>
+          <w:bCs/>
+        </w:rPr>
+        <w:lastRenderedPageBreak/>
+        <w:t>NOTA DINAS</w:t>
+      </w:r>
+    </w:p>
+    <w:p>
+      <w:pPr>
         <w:spacing w:after="160" w:line="259" w:lineRule="auto"/>
-        <w:rPr>
-          <w:rFonts w:ascii="Arial" w:hAnsi="Arial" w:cs="Arial"/>
-        </w:rPr>
-      </w:pPr>
+        <w:jc w:val="center"/>
+        <w:rPr>
+          <w:rFonts w:ascii="Arial" w:hAnsi="Arial" w:cs="Arial"/>
+        </w:rPr>
+      </w:pPr>
+      <w:r>
+        <w:rPr>
+          <w:rFonts w:ascii="Arial" w:hAnsi="Arial" w:cs="Arial"/>
+          <w:lang w:val="en-US"/>
+        </w:rPr>
+        <w:t>NOMOR</w:t>
+      </w:r>
+      <w:r>
+        <w:rPr>
+          <w:rFonts w:ascii="Arial" w:hAnsi="Arial" w:cs="Arial"/>
+        </w:rPr>
+        <w:t>: {kode_klasifikasi}/{klasifikasi_keamanan}/Bp2jk17/2026/{isi_nomor_surat}</w:t>
+      </w:r>
     </w:p>
     <w:tbl>
       <w:tblPr>
-        <w:tblStyle w:val="TableGrid"/>
-        <w:tblpPr w:leftFromText="180" w:rightFromText="180" w:vertAnchor="page" w:tblpY="2071"/>
-        <w:tblW w:w="9781" w:type="dxa"/>
+        <w:tblW w:w="9356" w:type="dxa"/>
         <w:tblBorders>
-          <w:top w:val="none" w:sz="0" w:space="0" w:color="auto"/>
-          <w:left w:val="none" w:sz="0" w:space="0" w:color="auto"/>
-          <w:bottom w:val="none" w:sz="0" w:space="0" w:color="auto"/>
-          <w:right w:val="none" w:sz="0" w:space="0" w:color="auto"/>
-          <w:insideH w:val="none" w:sz="0" w:space="0" w:color="auto"/>
-          <w:insideV w:val="none" w:sz="0" w:space="0" w:color="auto"/>
+          <w:bottom w:val="single" w:sz="4" w:space="0" w:color="auto"/>
         </w:tblBorders>
         <w:tblLook w:val="04A0" w:firstRow="1" w:lastRow="0" w:firstColumn="1" w:lastColumn="0" w:noHBand="0" w:noVBand="1"/>
       </w:tblPr>
       <w:tblGrid>
-        <w:gridCol w:w="1134"/>
-        <w:gridCol w:w="293"/>
-        <w:gridCol w:w="4067"/>
-        <w:gridCol w:w="4287"/>
+        <w:gridCol w:w="1276"/>
+        <w:gridCol w:w="301"/>
+        <w:gridCol w:w="7779"/>
       </w:tblGrid>
       <w:tr>
         <w:tc>
           <w:tcPr>
-            <w:tcW w:w="1134" w:type="dxa"/>
-          </w:tcPr>
-          <w:p>
-            <w:pPr>
-              <w:tabs>
-                <w:tab w:val="left" w:pos="1134"/>
-                <w:tab w:val="left" w:pos="1276"/>
-                <w:tab w:val="left" w:pos="6237"/>
-              </w:tabs>
-              <w:spacing w:after="0" w:line="240" w:lineRule="auto"/>
+            <w:tcW w:w="1276" w:type="dxa"/>
+            <w:tcBorders>
+              <w:top w:val="nil"/>
+              <w:left w:val="nil"/>
+              <w:bottom w:val="nil"/>
+              <w:right w:val="nil"/>
+            </w:tcBorders>
+            <w:hideMark/>
+          </w:tcPr>
+          <w:p>
+            <w:pPr>
+              <w:ind w:left="-105"/>
               <w:contextualSpacing/>
               <w:jc w:val="both"/>
               <w:rPr>
                 <w:rFonts w:ascii="Arial" w:hAnsi="Arial" w:cs="Arial"/>
-                <w:sz w:val="22"/>
-                <w:szCs w:val="22"/>
+              </w:rPr>
+            </w:pPr>
+            <w:r>
+              <w:rPr>
+                <w:rFonts w:ascii="Arial" w:hAnsi="Arial" w:cs="Arial"/>
+              </w:rPr>
+              <w:t>Yth.</w:t>
+            </w:r>
+          </w:p>
+        </w:tc>
+        <w:tc>
+          <w:tcPr>
+            <w:tcW w:w="301" w:type="dxa"/>
+            <w:tcBorders>
+              <w:top w:val="nil"/>
+              <w:left w:val="nil"/>
+              <w:bottom w:val="nil"/>
+              <w:right w:val="nil"/>
+            </w:tcBorders>
+            <w:hideMark/>
+          </w:tcPr>
+          <w:p>
+            <w:pPr>
+              <w:contextualSpacing/>
+              <w:jc w:val="both"/>
+              <w:rPr>
+                <w:rFonts w:ascii="Arial" w:hAnsi="Arial" w:cs="Arial"/>
+              </w:rPr>
+            </w:pPr>
+            <w:r>
+              <w:rPr>
+                <w:rFonts w:ascii="Arial" w:hAnsi="Arial" w:cs="Arial"/>
+              </w:rPr>
+              <w:t>:</w:t>
+            </w:r>
+          </w:p>
+        </w:tc>
+        <w:tc>
+          <w:tcPr>
+            <w:tcW w:w="7779" w:type="dxa"/>
+            <w:tcBorders>
+              <w:top w:val="nil"/>
+              <w:left w:val="nil"/>
+              <w:bottom w:val="nil"/>
+              <w:right w:val="nil"/>
+            </w:tcBorders>
+            <w:hideMark/>
+          </w:tcPr>
+          <w:p>
+            <w:pPr>
+              <w:ind w:right="-101"/>
+              <w:contextualSpacing/>
+              <w:jc w:val="both"/>
+              <w:rPr>
+                <w:rFonts w:ascii="Arial" w:hAnsi="Arial" w:cs="Arial"/>
                 <w:lang w:val="en-US"/>
               </w:rPr>
             </w:pPr>
-            <w:r>
-              <w:rPr>
-                <w:rFonts w:ascii="Arial" w:hAnsi="Arial" w:cs="Arial"/>
-                <w:sz w:val="22"/>
-                <w:szCs w:val="22"/>
+            <w:proofErr w:type="spellStart"/>
+            <w:r>
+              <w:rPr>
+                <w:rFonts w:ascii="Arial" w:hAnsi="Arial" w:cs="Arial"/>
                 <w:lang w:val="en-US"/>
               </w:rPr>
-              <w:lastRenderedPageBreak/>
-              <w:t>Nomor</w:t>
-            </w:r>
-          </w:p>
-        </w:tc>
-        <w:tc>
-          <w:tcPr>
-            <w:tcW w:w="293" w:type="dxa"/>
-          </w:tcPr>
-          <w:p>
-            <w:pPr>
-              <w:tabs>
-                <w:tab w:val="left" w:pos="1134"/>
-                <w:tab w:val="left" w:pos="1276"/>
-                <w:tab w:val="left" w:pos="6237"/>
-              </w:tabs>
-              <w:spacing w:after="0" w:line="240" w:lineRule="auto"/>
-              <w:contextualSpacing/>
-              <w:jc w:val="both"/>
-              <w:rPr>
-                <w:rFonts w:ascii="Arial" w:hAnsi="Arial" w:cs="Arial"/>
-                <w:sz w:val="22"/>
-                <w:szCs w:val="22"/>
+              <w:t>Kepala</w:t>
+            </w:r>
+            <w:proofErr w:type="spellEnd"/>
+            <w:r>
+              <w:rPr>
+                <w:rFonts w:ascii="Arial" w:hAnsi="Arial" w:cs="Arial"/>
                 <w:lang w:val="en-US"/>
               </w:rPr>
-            </w:pPr>
-            <w:r>
-              <w:rPr>
-                <w:rFonts w:ascii="Arial" w:hAnsi="Arial" w:cs="Arial"/>
-                <w:sz w:val="22"/>
-                <w:szCs w:val="22"/>
-                <w:lang w:val="en-US"/>
-              </w:rPr>
-              <w:t>:</w:t>
-            </w:r>
-          </w:p>
-        </w:tc>
-        <w:tc>
-          <w:tcPr>
-            <w:tcW w:w="4067" w:type="dxa"/>
-          </w:tcPr>
-          <w:p>
-            <w:pPr>
-              <w:tabs>
-                <w:tab w:val="left" w:pos="1134"/>
-                <w:tab w:val="left" w:pos="1276"/>
-                <w:tab w:val="left" w:pos="6237"/>
-              </w:tabs>
-              <w:spacing w:after="0" w:line="240" w:lineRule="auto"/>
-              <w:contextualSpacing/>
-              <w:jc w:val="both"/>
-              <w:rPr>
-                <w:rFonts w:ascii="Arial" w:hAnsi="Arial" w:cs="Arial"/>
-                <w:sz w:val="22"/>
-                <w:szCs w:val="22"/>
-                <w:highlight w:val="yellow"/>
-                <w:lang w:val="en-US"/>
-              </w:rPr>
-            </w:pPr>
-            <w:r>
-              <w:rPr>
-                <w:rFonts w:ascii="Arial" w:hAnsi="Arial" w:cs="Arial"/>
-                <w:sz w:val="22"/>
-                <w:szCs w:val="22"/>
-                <w:highlight w:val="red"/>
-                <w:lang w:val="en-US"/>
-              </w:rPr>
-              <w:t>PS.02.01-Gs22/348</w:t>
-            </w:r>
-          </w:p>
-        </w:tc>
-        <w:tc>
-          <w:tcPr>
-            <w:tcW w:w="4287" w:type="dxa"/>
-          </w:tcPr>
-          <w:p>
-            <w:pPr>
-              <w:tabs>
-                <w:tab w:val="left" w:pos="1134"/>
-                <w:tab w:val="left" w:pos="1276"/>
-                <w:tab w:val="left" w:pos="6237"/>
-              </w:tabs>
-              <w:spacing w:after="0" w:line="240" w:lineRule="auto"/>
-              <w:contextualSpacing/>
-              <w:jc w:val="right"/>
-              <w:rPr>
-                <w:rFonts w:ascii="Arial" w:hAnsi="Arial" w:cs="Arial"/>
-                <w:sz w:val="22"/>
-                <w:szCs w:val="22"/>
-              </w:rPr>
-            </w:pPr>
-            <w:r>
-              <w:rPr>
-                <w:rFonts w:ascii="Arial" w:hAnsi="Arial" w:cs="Arial"/>
-                <w:sz w:val="22"/>
-                <w:szCs w:val="22"/>
-                <w:lang w:val="en-US"/>
-              </w:rPr>
-              <w:t xml:space="preserve">     Ba</w:t>
-            </w:r>
-            <w:r>
-              <w:rPr>
-                <w:rFonts w:ascii="Arial" w:hAnsi="Arial" w:cs="Arial"/>
-                <w:sz w:val="22"/>
-                <w:szCs w:val="22"/>
-                <w:lang w:val="en-US"/>
-              </w:rPr>
-              <w:t>njarmasin</w:t>
-            </w:r>
-            <w:r>
-              <w:rPr>
-                <w:rFonts w:ascii="Arial" w:hAnsi="Arial" w:cs="Arial"/>
-                <w:sz w:val="22"/>
-                <w:szCs w:val="22"/>
-                <w:lang w:val="en-US"/>
-              </w:rPr>
-              <w:t xml:space="preserve">, </w:t>
-            </w:r>
-            <w:r>
-              <w:rPr>
-                <w:rFonts w:ascii="Arial" w:hAnsi="Arial" w:cs="Arial"/>
-                <w:sz w:val="22"/>
-                <w:szCs w:val="22"/>
-                <w:lang w:val="en-US"/>
-              </w:rPr>
-              <w:t>{tanggal_reviu}</w:t>
+              <w:t xml:space="preserve"> BP2JK Wilayah Kalimantan Selatan</w:t>
             </w:r>
           </w:p>
         </w:tc>
@@ -4201,195 +4049,254 @@
       <w:tr>
         <w:tc>
           <w:tcPr>
-            <w:tcW w:w="1134" w:type="dxa"/>
-          </w:tcPr>
-          <w:p>
-            <w:pPr>
-              <w:tabs>
-                <w:tab w:val="left" w:pos="1134"/>
-                <w:tab w:val="left" w:pos="1276"/>
-                <w:tab w:val="left" w:pos="6237"/>
-              </w:tabs>
-              <w:spacing w:after="0" w:line="240" w:lineRule="auto"/>
+            <w:tcW w:w="1276" w:type="dxa"/>
+            <w:tcBorders>
+              <w:top w:val="nil"/>
+              <w:left w:val="nil"/>
+              <w:bottom w:val="nil"/>
+              <w:right w:val="nil"/>
+            </w:tcBorders>
+            <w:hideMark/>
+          </w:tcPr>
+          <w:p>
+            <w:pPr>
+              <w:ind w:left="-105"/>
               <w:contextualSpacing/>
               <w:jc w:val="both"/>
               <w:rPr>
                 <w:rFonts w:ascii="Arial" w:hAnsi="Arial" w:cs="Arial"/>
-                <w:sz w:val="22"/>
-                <w:szCs w:val="22"/>
+              </w:rPr>
+            </w:pPr>
+            <w:r>
+              <w:rPr>
+                <w:rFonts w:ascii="Arial" w:hAnsi="Arial" w:cs="Arial"/>
+              </w:rPr>
+              <w:t>Dari</w:t>
+            </w:r>
+          </w:p>
+        </w:tc>
+        <w:tc>
+          <w:tcPr>
+            <w:tcW w:w="301" w:type="dxa"/>
+            <w:tcBorders>
+              <w:top w:val="nil"/>
+              <w:left w:val="nil"/>
+              <w:bottom w:val="nil"/>
+              <w:right w:val="nil"/>
+            </w:tcBorders>
+            <w:hideMark/>
+          </w:tcPr>
+          <w:p>
+            <w:pPr>
+              <w:contextualSpacing/>
+              <w:jc w:val="both"/>
+              <w:rPr>
+                <w:rFonts w:ascii="Arial" w:hAnsi="Arial" w:cs="Arial"/>
+              </w:rPr>
+            </w:pPr>
+            <w:r>
+              <w:rPr>
+                <w:rFonts w:ascii="Arial" w:hAnsi="Arial" w:cs="Arial"/>
+              </w:rPr>
+              <w:t>:</w:t>
+            </w:r>
+          </w:p>
+        </w:tc>
+        <w:tc>
+          <w:tcPr>
+            <w:tcW w:w="7779" w:type="dxa"/>
+            <w:tcBorders>
+              <w:top w:val="nil"/>
+              <w:left w:val="nil"/>
+              <w:bottom w:val="nil"/>
+              <w:right w:val="nil"/>
+            </w:tcBorders>
+            <w:hideMark/>
+          </w:tcPr>
+          <w:p>
+            <w:pPr>
+              <w:ind w:right="-101"/>
+              <w:contextualSpacing/>
+              <w:jc w:val="both"/>
+              <w:rPr>
+                <w:rFonts w:ascii="Arial" w:hAnsi="Arial" w:cs="Arial"/>
                 <w:lang w:val="en-US"/>
               </w:rPr>
             </w:pPr>
             <w:r>
               <w:rPr>
                 <w:rFonts w:ascii="Arial" w:hAnsi="Arial" w:cs="Arial"/>
-                <w:sz w:val="22"/>
-                <w:szCs w:val="22"/>
                 <w:lang w:val="en-US"/>
               </w:rPr>
-              <w:t>Sifat</w:t>
-            </w:r>
-          </w:p>
-        </w:tc>
-        <w:tc>
-          <w:tcPr>
-            <w:tcW w:w="293" w:type="dxa"/>
-          </w:tcPr>
-          <w:p>
-            <w:pPr>
-              <w:tabs>
-                <w:tab w:val="left" w:pos="1134"/>
-                <w:tab w:val="left" w:pos="1276"/>
-                <w:tab w:val="left" w:pos="6237"/>
-              </w:tabs>
-              <w:spacing w:after="0" w:line="240" w:lineRule="auto"/>
-              <w:contextualSpacing/>
-              <w:jc w:val="both"/>
-              <w:rPr>
-                <w:rFonts w:ascii="Arial" w:hAnsi="Arial" w:cs="Arial"/>
-                <w:sz w:val="22"/>
-                <w:szCs w:val="22"/>
+              <w:t>{</w:t>
+            </w:r>
+            <w:proofErr w:type="spellStart"/>
+            <w:r>
+              <w:rPr>
+                <w:rFonts w:ascii="Arial" w:hAnsi="Arial" w:cs="Arial"/>
                 <w:lang w:val="en-US"/>
               </w:rPr>
-            </w:pPr>
-            <w:r>
-              <w:rPr>
-                <w:rFonts w:ascii="Arial" w:hAnsi="Arial" w:cs="Arial"/>
-                <w:sz w:val="22"/>
-                <w:szCs w:val="22"/>
+              <w:t>ppk</w:t>
+            </w:r>
+            <w:proofErr w:type="spellEnd"/>
+            <w:r>
+              <w:rPr>
+                <w:rFonts w:ascii="Arial" w:hAnsi="Arial" w:cs="Arial"/>
                 <w:lang w:val="en-US"/>
               </w:rPr>
-              <w:t>:</w:t>
-            </w:r>
-          </w:p>
-        </w:tc>
-        <w:tc>
-          <w:tcPr>
-            <w:tcW w:w="8354" w:type="dxa"/>
-            <w:gridSpan w:val="2"/>
-          </w:tcPr>
-          <w:p>
-            <w:pPr>
-              <w:tabs>
-                <w:tab w:val="left" w:pos="1134"/>
-                <w:tab w:val="left" w:pos="1276"/>
-                <w:tab w:val="left" w:pos="6237"/>
-              </w:tabs>
-              <w:spacing w:after="0" w:line="240" w:lineRule="auto"/>
-              <w:contextualSpacing/>
-              <w:jc w:val="both"/>
-              <w:rPr>
-                <w:rFonts w:ascii="Arial" w:hAnsi="Arial" w:cs="Arial"/>
-                <w:sz w:val="22"/>
-                <w:szCs w:val="22"/>
-                <w:lang w:val="en-US"/>
-              </w:rPr>
-            </w:pPr>
-            <w:r>
-              <w:rPr>
-                <w:rFonts w:ascii="Arial" w:hAnsi="Arial" w:cs="Arial"/>
-                <w:sz w:val="22"/>
-                <w:szCs w:val="22"/>
-                <w:lang w:val="en-US"/>
-              </w:rPr>
-              <w:t>Segera</w:t>
+              <w:t>}</w:t>
             </w:r>
           </w:p>
         </w:tc>
       </w:tr>
       <w:tr>
-        <w:tc>
-          <w:tcPr>
-            <w:tcW w:w="1134" w:type="dxa"/>
-          </w:tcPr>
-          <w:p>
-            <w:pPr>
-              <w:tabs>
-                <w:tab w:val="left" w:pos="1134"/>
-                <w:tab w:val="left" w:pos="1276"/>
-                <w:tab w:val="left" w:pos="6237"/>
-              </w:tabs>
-              <w:spacing w:after="0" w:line="240" w:lineRule="auto"/>
+        <w:trPr>
+          <w:trHeight w:val="332"/>
+        </w:trPr>
+        <w:tc>
+          <w:tcPr>
+            <w:tcW w:w="1276" w:type="dxa"/>
+            <w:tcBorders>
+              <w:top w:val="nil"/>
+              <w:left w:val="nil"/>
+              <w:bottom w:val="nil"/>
+              <w:right w:val="nil"/>
+            </w:tcBorders>
+            <w:hideMark/>
+          </w:tcPr>
+          <w:p>
+            <w:pPr>
+              <w:ind w:left="-105"/>
               <w:contextualSpacing/>
               <w:jc w:val="both"/>
               <w:rPr>
                 <w:rFonts w:ascii="Arial" w:hAnsi="Arial" w:cs="Arial"/>
-                <w:sz w:val="22"/>
-                <w:szCs w:val="22"/>
+              </w:rPr>
+            </w:pPr>
+            <w:r>
+              <w:rPr>
+                <w:rFonts w:ascii="Arial" w:hAnsi="Arial" w:cs="Arial"/>
+              </w:rPr>
+              <w:t>Hal</w:t>
+            </w:r>
+          </w:p>
+        </w:tc>
+        <w:tc>
+          <w:tcPr>
+            <w:tcW w:w="301" w:type="dxa"/>
+            <w:tcBorders>
+              <w:top w:val="nil"/>
+              <w:left w:val="nil"/>
+              <w:bottom w:val="nil"/>
+              <w:right w:val="nil"/>
+            </w:tcBorders>
+            <w:hideMark/>
+          </w:tcPr>
+          <w:p>
+            <w:pPr>
+              <w:contextualSpacing/>
+              <w:jc w:val="both"/>
+              <w:rPr>
+                <w:rFonts w:ascii="Arial" w:hAnsi="Arial" w:cs="Arial"/>
+              </w:rPr>
+            </w:pPr>
+            <w:r>
+              <w:rPr>
+                <w:rFonts w:ascii="Arial" w:hAnsi="Arial" w:cs="Arial"/>
+              </w:rPr>
+              <w:t>:</w:t>
+            </w:r>
+          </w:p>
+        </w:tc>
+        <w:tc>
+          <w:tcPr>
+            <w:tcW w:w="7779" w:type="dxa"/>
+            <w:tcBorders>
+              <w:top w:val="nil"/>
+              <w:left w:val="nil"/>
+              <w:bottom w:val="nil"/>
+              <w:right w:val="nil"/>
+            </w:tcBorders>
+            <w:hideMark/>
+          </w:tcPr>
+          <w:p>
+            <w:pPr>
+              <w:ind w:right="-101"/>
+              <w:contextualSpacing/>
+              <w:jc w:val="both"/>
+              <w:rPr>
+                <w:rFonts w:ascii="Arial" w:hAnsi="Arial" w:cs="Arial"/>
+              </w:rPr>
+            </w:pPr>
+            <w:proofErr w:type="spellStart"/>
+            <w:r>
+              <w:rPr>
+                <w:rFonts w:ascii="Arial" w:hAnsi="Arial" w:cs="Arial"/>
                 <w:lang w:val="en-US"/>
               </w:rPr>
-            </w:pPr>
-            <w:r>
-              <w:rPr>
-                <w:rFonts w:ascii="Arial" w:hAnsi="Arial" w:cs="Arial"/>
-                <w:sz w:val="22"/>
-                <w:szCs w:val="22"/>
+              <w:t>Penetapan</w:t>
+            </w:r>
+            <w:proofErr w:type="spellEnd"/>
+            <w:r>
+              <w:rPr>
+                <w:rFonts w:ascii="Arial" w:hAnsi="Arial" w:cs="Arial"/>
                 <w:lang w:val="en-US"/>
               </w:rPr>
-              <w:t>Lampiran</w:t>
-            </w:r>
-          </w:p>
-        </w:tc>
-        <w:tc>
-          <w:tcPr>
-            <w:tcW w:w="293" w:type="dxa"/>
-          </w:tcPr>
-          <w:p>
-            <w:pPr>
-              <w:tabs>
-                <w:tab w:val="left" w:pos="1134"/>
-                <w:tab w:val="left" w:pos="1276"/>
-                <w:tab w:val="left" w:pos="6237"/>
-              </w:tabs>
-              <w:spacing w:after="0" w:line="240" w:lineRule="auto"/>
-              <w:contextualSpacing/>
-              <w:jc w:val="both"/>
-              <w:rPr>
-                <w:rFonts w:ascii="Arial" w:hAnsi="Arial" w:cs="Arial"/>
-                <w:sz w:val="22"/>
-                <w:szCs w:val="22"/>
+              <w:t xml:space="preserve"> </w:t>
+            </w:r>
+            <w:proofErr w:type="spellStart"/>
+            <w:r>
+              <w:rPr>
+                <w:rFonts w:ascii="Arial" w:hAnsi="Arial" w:cs="Arial"/>
                 <w:lang w:val="en-US"/>
               </w:rPr>
-            </w:pPr>
-            <w:r>
-              <w:rPr>
-                <w:rFonts w:ascii="Arial" w:hAnsi="Arial" w:cs="Arial"/>
-                <w:sz w:val="22"/>
-                <w:szCs w:val="22"/>
+              <w:t>Dokumen</w:t>
+            </w:r>
+            <w:proofErr w:type="spellEnd"/>
+            <w:r>
+              <w:rPr>
+                <w:rFonts w:ascii="Arial" w:hAnsi="Arial" w:cs="Arial"/>
                 <w:lang w:val="en-US"/>
               </w:rPr>
-              <w:t>:</w:t>
-            </w:r>
-          </w:p>
-        </w:tc>
-        <w:tc>
-          <w:tcPr>
-            <w:tcW w:w="8354" w:type="dxa"/>
-            <w:gridSpan w:val="2"/>
-          </w:tcPr>
-          <w:p>
-            <w:pPr>
-              <w:tabs>
-                <w:tab w:val="left" w:pos="1134"/>
-                <w:tab w:val="left" w:pos="1276"/>
-                <w:tab w:val="left" w:pos="6237"/>
-              </w:tabs>
-              <w:spacing w:after="0" w:line="240" w:lineRule="auto"/>
-              <w:contextualSpacing/>
-              <w:jc w:val="both"/>
-              <w:rPr>
-                <w:rFonts w:ascii="Arial" w:hAnsi="Arial" w:cs="Arial"/>
-                <w:sz w:val="22"/>
-                <w:szCs w:val="22"/>
-              </w:rPr>
-            </w:pPr>
-            <w:r>
-              <w:rPr>
-                <w:rFonts w:ascii="Arial" w:hAnsi="Arial" w:cs="Arial"/>
-                <w:sz w:val="22"/>
-                <w:szCs w:val="22"/>
-              </w:rPr>
-              <w:t>1 (satu) berkas</w:t>
+              <w:t xml:space="preserve"> </w:t>
+            </w:r>
+            <w:proofErr w:type="spellStart"/>
+            <w:r>
+              <w:rPr>
+                <w:rFonts w:ascii="Arial" w:hAnsi="Arial" w:cs="Arial"/>
+                <w:lang w:val="en-US"/>
+              </w:rPr>
+              <w:t>Persiapan</w:t>
+            </w:r>
+            <w:proofErr w:type="spellEnd"/>
+            <w:r>
+              <w:rPr>
+                <w:rFonts w:ascii="Arial" w:hAnsi="Arial" w:cs="Arial"/>
+                <w:lang w:val="en-US"/>
+              </w:rPr>
+              <w:t xml:space="preserve"> </w:t>
+            </w:r>
+            <w:proofErr w:type="spellStart"/>
+            <w:r>
+              <w:rPr>
+                <w:rFonts w:ascii="Arial" w:hAnsi="Arial" w:cs="Arial"/>
+                <w:lang w:val="en-US"/>
+              </w:rPr>
+              <w:t>Pengadaan</w:t>
+            </w:r>
+            <w:proofErr w:type="spellEnd"/>
+            <w:r>
+              <w:rPr>
+                <w:rFonts w:ascii="Arial" w:hAnsi="Arial" w:cs="Arial"/>
+                <w:lang w:val="en-US"/>
+              </w:rPr>
+              <w:t xml:space="preserve"> Paket </w:t>
+            </w:r>
+            <w:r>
+              <w:rPr>
+                <w:rFonts w:ascii="Arial" w:hAnsi="Arial" w:cs="Arial"/>
+              </w:rPr>
+              <w:t>{nama_paket}</w:t>
             </w:r>
           </w:p>
         </w:tc>
@@ -4397,63 +4304,54 @@
       <w:tr>
         <w:tc>
           <w:tcPr>
-            <w:tcW w:w="1134" w:type="dxa"/>
-          </w:tcPr>
-          <w:p>
-            <w:pPr>
-              <w:tabs>
-                <w:tab w:val="left" w:pos="1134"/>
-                <w:tab w:val="left" w:pos="1276"/>
-                <w:tab w:val="left" w:pos="6237"/>
-              </w:tabs>
-              <w:spacing w:after="0" w:line="240" w:lineRule="auto"/>
+            <w:tcW w:w="1276" w:type="dxa"/>
+            <w:tcBorders>
+              <w:top w:val="nil"/>
+              <w:left w:val="nil"/>
+              <w:bottom w:val="nil"/>
+              <w:right w:val="nil"/>
+            </w:tcBorders>
+            <w:hideMark/>
+          </w:tcPr>
+          <w:p>
+            <w:pPr>
+              <w:ind w:left="-105"/>
               <w:contextualSpacing/>
               <w:jc w:val="both"/>
               <w:rPr>
                 <w:rFonts w:ascii="Arial" w:hAnsi="Arial" w:cs="Arial"/>
-                <w:sz w:val="22"/>
-                <w:szCs w:val="22"/>
-                <w:lang w:val="en-US"/>
-              </w:rPr>
-            </w:pPr>
-            <w:r>
-              <w:rPr>
-                <w:rFonts w:ascii="Arial" w:hAnsi="Arial" w:cs="Arial"/>
-                <w:sz w:val="22"/>
-                <w:szCs w:val="22"/>
-                <w:lang w:val="en-US"/>
-              </w:rPr>
-              <w:t>Hal</w:t>
-            </w:r>
-          </w:p>
-        </w:tc>
-        <w:tc>
-          <w:tcPr>
-            <w:tcW w:w="293" w:type="dxa"/>
-          </w:tcPr>
-          <w:p>
-            <w:pPr>
-              <w:tabs>
-                <w:tab w:val="left" w:pos="1134"/>
-                <w:tab w:val="left" w:pos="1276"/>
-                <w:tab w:val="left" w:pos="6237"/>
-              </w:tabs>
-              <w:spacing w:after="0" w:line="240" w:lineRule="auto"/>
+              </w:rPr>
+            </w:pPr>
+            <w:r>
+              <w:rPr>
+                <w:rFonts w:ascii="Arial" w:hAnsi="Arial" w:cs="Arial"/>
+              </w:rPr>
+              <w:t>Tanggal</w:t>
+            </w:r>
+          </w:p>
+        </w:tc>
+        <w:tc>
+          <w:tcPr>
+            <w:tcW w:w="301" w:type="dxa"/>
+            <w:tcBorders>
+              <w:top w:val="nil"/>
+              <w:left w:val="nil"/>
+              <w:bottom w:val="nil"/>
+              <w:right w:val="nil"/>
+            </w:tcBorders>
+            <w:hideMark/>
+          </w:tcPr>
+          <w:p>
+            <w:pPr>
               <w:contextualSpacing/>
               <w:jc w:val="both"/>
               <w:rPr>
                 <w:rFonts w:ascii="Arial" w:hAnsi="Arial" w:cs="Arial"/>
-                <w:sz w:val="22"/>
-                <w:szCs w:val="22"/>
-                <w:lang w:val="en-US"/>
-              </w:rPr>
-            </w:pPr>
-            <w:r>
-              <w:rPr>
-                <w:rFonts w:ascii="Arial" w:hAnsi="Arial" w:cs="Arial"/>
-                <w:sz w:val="22"/>
-                <w:szCs w:val="22"/>
-                <w:lang w:val="en-US"/>
+              </w:rPr>
+            </w:pPr>
+            <w:r>
+              <w:rPr>
+                <w:rFonts w:ascii="Arial" w:hAnsi="Arial" w:cs="Arial"/>
               </w:rPr>
               <w:t>:</w:t>
             </w:r>
@@ -4461,52 +4359,29 @@
         </w:tc>
         <w:tc>
           <w:tcPr>
-            <w:tcW w:w="8354" w:type="dxa"/>
-            <w:gridSpan w:val="2"/>
-          </w:tcPr>
-          <w:p>
-            <w:pPr>
-              <w:tabs>
-                <w:tab w:val="left" w:pos="1134"/>
-                <w:tab w:val="left" w:pos="1276"/>
-                <w:tab w:val="left" w:pos="6237"/>
-              </w:tabs>
-              <w:spacing w:after="0" w:line="240" w:lineRule="auto"/>
-              <w:ind w:right="3296"/>
+            <w:tcW w:w="7779" w:type="dxa"/>
+            <w:tcBorders>
+              <w:top w:val="nil"/>
+              <w:left w:val="nil"/>
+              <w:bottom w:val="nil"/>
+              <w:right w:val="nil"/>
+            </w:tcBorders>
+            <w:hideMark/>
+          </w:tcPr>
+          <w:p>
+            <w:pPr>
+              <w:ind w:right="-101"/>
               <w:contextualSpacing/>
               <w:jc w:val="both"/>
               <w:rPr>
                 <w:rFonts w:ascii="Arial" w:hAnsi="Arial" w:cs="Arial"/>
-                <w:sz w:val="22"/>
-                <w:szCs w:val="22"/>
-                <w:lang w:val="en-US"/>
-              </w:rPr>
-            </w:pPr>
-            <w:r>
-              <w:rPr>
-                <w:rFonts w:ascii="Arial" w:hAnsi="Arial" w:cs="Arial"/>
-                <w:sz w:val="22"/>
-                <w:szCs w:val="22"/>
-                <w:lang w:val="en-US"/>
-              </w:rPr>
-              <w:t>Penetapan Dokumen Persiapan Pengadaan Paket</w:t>
-            </w:r>
-            <w:r>
-              <w:rPr>
-                <w:rFonts w:ascii="Arial" w:hAnsi="Arial" w:cs="Arial"/>
-                <w:sz w:val="22"/>
-                <w:szCs w:val="22"/>
-                <w:lang w:val="en-US"/>
-              </w:rPr>
-              <w:t xml:space="preserve"> </w:t>
-            </w:r>
-            <w:r>
-              <w:rPr>
-                <w:rFonts w:ascii="Arial" w:hAnsi="Arial" w:cs="Arial"/>
-                <w:sz w:val="22"/>
-                <w:szCs w:val="22"/>
-              </w:rPr>
-              <w:t>{nama_paket}</w:t>
+              </w:rPr>
+            </w:pPr>
+            <w:r>
+              <w:rPr>
+                <w:rFonts w:ascii="Arial" w:hAnsi="Arial" w:cs="Arial"/>
+              </w:rPr>
+              <w:t>{tanggal_reviu}</w:t>
             </w:r>
           </w:p>
         </w:tc>
@@ -4524,109 +4399,196 @@
     </w:p>
     <w:p>
       <w:pPr>
-        <w:spacing w:line="240" w:lineRule="auto"/>
-        <w:ind w:right="3259"/>
+        <w:spacing w:line="360" w:lineRule="auto"/>
+        <w:ind w:firstLine="851"/>
         <w:contextualSpacing/>
-        <w:rPr>
-          <w:rFonts w:ascii="Arial" w:hAnsi="Arial" w:cs="Arial"/>
-        </w:rPr>
-      </w:pPr>
-    </w:p>
-    <w:p>
-      <w:pPr>
-        <w:spacing w:line="240" w:lineRule="auto"/>
-        <w:ind w:right="3259"/>
-        <w:contextualSpacing/>
-        <w:rPr>
-          <w:rFonts w:ascii="Arial" w:hAnsi="Arial" w:cs="Arial"/>
-        </w:rPr>
-      </w:pPr>
-      <w:r>
-        <w:rPr>
-          <w:rFonts w:ascii="Arial" w:hAnsi="Arial" w:cs="Arial"/>
-        </w:rPr>
-        <w:t>Yth.</w:t>
-      </w:r>
-    </w:p>
-    <w:p>
-      <w:pPr>
-        <w:spacing w:line="240" w:lineRule="auto"/>
-        <w:ind w:right="3259"/>
-        <w:contextualSpacing/>
-        <w:rPr>
-          <w:rFonts w:ascii="Arial" w:hAnsi="Arial" w:cs="Arial"/>
-        </w:rPr>
-      </w:pPr>
-      <w:r>
-        <w:rPr>
-          <w:rFonts w:ascii="Arial" w:hAnsi="Arial" w:cs="Arial"/>
-        </w:rPr>
-        <w:t xml:space="preserve">Kepala Balai Pelaksana Pemilihan Jasa Konstruksi </w:t>
-      </w:r>
-    </w:p>
-    <w:p>
-      <w:pPr>
-        <w:spacing w:line="240" w:lineRule="auto"/>
-        <w:ind w:right="3259"/>
-        <w:contextualSpacing/>
-        <w:rPr>
-          <w:rFonts w:ascii="Arial" w:hAnsi="Arial" w:cs="Arial"/>
-        </w:rPr>
-      </w:pPr>
-      <w:r>
-        <w:rPr>
-          <w:rFonts w:ascii="Arial" w:hAnsi="Arial" w:cs="Arial"/>
-        </w:rPr>
-        <w:t xml:space="preserve">Wilayah Kalimantan Selatan </w:t>
-      </w:r>
-    </w:p>
-    <w:p>
-      <w:pPr>
-        <w:spacing w:line="240" w:lineRule="auto"/>
-        <w:ind w:right="3259"/>
-        <w:contextualSpacing/>
-        <w:rPr>
-          <w:rFonts w:ascii="Arial" w:hAnsi="Arial" w:cs="Arial"/>
-        </w:rPr>
-      </w:pPr>
-      <w:r>
-        <w:rPr>
-          <w:rFonts w:ascii="Arial" w:hAnsi="Arial" w:cs="Arial"/>
-        </w:rPr>
-        <w:t>di-</w:t>
-      </w:r>
-    </w:p>
-    <w:p>
-      <w:pPr>
-        <w:spacing w:line="240" w:lineRule="auto"/>
-        <w:ind w:right="3259"/>
-        <w:contextualSpacing/>
-        <w:rPr>
-          <w:rFonts w:ascii="Arial" w:hAnsi="Arial" w:cs="Arial"/>
-        </w:rPr>
-      </w:pPr>
-      <w:r>
-        <w:rPr>
-          <w:rFonts w:ascii="Arial" w:hAnsi="Arial" w:cs="Arial"/>
-        </w:rPr>
-        <w:t xml:space="preserve">      </w:t>
-      </w:r>
-      <w:r>
-        <w:rPr>
-          <w:rFonts w:ascii="Arial" w:hAnsi="Arial" w:cs="Arial"/>
-        </w:rPr>
-        <w:t>Banjarmasin</w:t>
-      </w:r>
-    </w:p>
-    <w:p>
-      <w:pPr>
-        <w:spacing w:line="240" w:lineRule="auto"/>
-        <w:contextualSpacing/>
-        <w:jc w:val="center"/>
-        <w:rPr>
-          <w:rFonts w:ascii="Arial" w:hAnsi="Arial" w:cs="Arial"/>
-        </w:rPr>
-      </w:pPr>
+        <w:jc w:val="both"/>
+        <w:rPr>
+          <w:rFonts w:ascii="Arial" w:hAnsi="Arial" w:cs="Arial"/>
+        </w:rPr>
+      </w:pPr>
+      <w:r>
+        <w:rPr>
+          <w:rFonts w:ascii="Arial" w:hAnsi="Arial" w:cs="Arial"/>
+        </w:rPr>
+        <w:t xml:space="preserve">Menindaklanjuti </w:t>
+      </w:r>
+      <w:r>
+        <w:rPr>
+          <w:rFonts w:ascii="Arial" w:hAnsi="Arial" w:cs="Arial"/>
+        </w:rPr>
+        <w:t>Memorandum</w:t>
+      </w:r>
+      <w:r>
+        <w:rPr>
+          <w:rFonts w:ascii="Arial" w:hAnsi="Arial" w:cs="Arial"/>
+        </w:rPr>
+        <w:t xml:space="preserve"> Kepala BP2JK Wilayah Kalimantan Selatan Nomor </w:t>
+      </w:r>
+      <w:r>
+        <w:rPr>
+          <w:rFonts w:ascii="Arial" w:hAnsi="Arial" w:cs="Arial"/>
+        </w:rPr>
+        <w:t>{kode_klasifikasi}/R/Bp2jk17/2026/{nomor_surat_1}</w:t>
+      </w:r>
+      <w:r>
+        <w:rPr>
+          <w:rFonts w:ascii="Arial" w:hAnsi="Arial" w:cs="Arial"/>
+          <w:lang w:val="en-US"/>
+        </w:rPr>
+        <w:t xml:space="preserve"> </w:t>
+      </w:r>
+      <w:r>
+        <w:rPr>
+          <w:rFonts w:ascii="Arial" w:hAnsi="Arial" w:cs="Arial"/>
+        </w:rPr>
+        <w:t xml:space="preserve">tanggal </w:t>
+      </w:r>
+      <w:r>
+        <w:rPr>
+          <w:rFonts w:ascii="Arial" w:hAnsi="Arial" w:cs="Arial"/>
+        </w:rPr>
+        <w:t>{tanggal_reviu}</w:t>
+      </w:r>
+      <w:r>
+        <w:rPr>
+          <w:rFonts w:ascii="Arial" w:hAnsi="Arial" w:cs="Arial"/>
+        </w:rPr>
+        <w:t xml:space="preserve"> hal Penyampaian Berita Acara Hasil Reviu Dokumen Persiapan Pengadaan dan </w:t>
+      </w:r>
+      <w:r>
+        <w:rPr>
+          <w:rFonts w:ascii="Arial" w:hAnsi="Arial" w:cs="Arial"/>
+        </w:rPr>
+        <w:t xml:space="preserve">mengacu pada Berita Acara Hasil Reviu Dokumen Persiapan Pengadaan Nomor </w:t>
+      </w:r>
+      <w:r>
+        <w:rPr>
+          <w:rFonts w:ascii="Arial" w:eastAsia="Arial" w:hAnsi="Arial" w:cs="Arial"/>
+        </w:rPr>
+        <w:t>{kode_klasifikasi}/R/Bp2jk17/POKJA-{kode_pokja}/2026/02</w:t>
+      </w:r>
+      <w:r>
+        <w:rPr>
+          <w:rFonts w:ascii="Arial" w:eastAsia="Arial" w:hAnsi="Arial" w:cs="Arial"/>
+        </w:rPr>
+        <w:t xml:space="preserve"> </w:t>
+      </w:r>
+      <w:r>
+        <w:rPr>
+          <w:rFonts w:ascii="Arial" w:hAnsi="Arial" w:cs="Arial"/>
+        </w:rPr>
+        <w:t xml:space="preserve">tanggal </w:t>
+      </w:r>
+      <w:r>
+        <w:rPr>
+          <w:rFonts w:ascii="Arial" w:hAnsi="Arial" w:cs="Arial"/>
+        </w:rPr>
+        <w:t>{tanggal_reviu}</w:t>
+      </w:r>
+      <w:r>
+        <w:rPr>
+          <w:rFonts w:ascii="Arial" w:hAnsi="Arial" w:cs="Arial"/>
+        </w:rPr>
+        <w:t>,</w:t>
+      </w:r>
+      <w:r>
+        <w:rPr>
+          <w:rFonts w:ascii="Arial" w:hAnsi="Arial" w:cs="Arial"/>
+        </w:rPr>
+        <w:t xml:space="preserve"> serta </w:t>
+      </w:r>
+      <w:r>
+        <w:rPr>
+          <w:rFonts w:ascii="Arial" w:hAnsi="Arial" w:cs="Arial"/>
+        </w:rPr>
+        <w:t xml:space="preserve">mengikuti </w:t>
+      </w:r>
+      <w:r>
+        <w:rPr>
+          <w:rFonts w:ascii="Arial" w:hAnsi="Arial" w:cs="Arial"/>
+          <w:lang w:val="en-US"/>
+        </w:rPr>
+        <w:t>Memorandum</w:t>
+      </w:r>
+      <w:r>
+        <w:rPr>
+          <w:rFonts w:ascii="Arial" w:hAnsi="Arial" w:cs="Arial"/>
+        </w:rPr>
+        <w:t xml:space="preserve"> </w:t>
+      </w:r>
+      <w:r>
+        <w:rPr>
+          <w:rFonts w:ascii="Arial" w:hAnsi="Arial" w:cs="Arial"/>
+        </w:rPr>
+        <w:t xml:space="preserve">Kepala </w:t>
+      </w:r>
+      <w:r>
+        <w:rPr>
+          <w:rFonts w:ascii="Arial" w:hAnsi="Arial" w:cs="Arial"/>
+        </w:rPr>
+        <w:t>{satuan_kerja}</w:t>
+      </w:r>
+      <w:r>
+        <w:rPr>
+          <w:rFonts w:ascii="Arial" w:hAnsi="Arial" w:cs="Arial"/>
+        </w:rPr>
+        <w:t xml:space="preserve"> Selatan</w:t>
+      </w:r>
+      <w:r>
+        <w:rPr>
+          <w:rFonts w:ascii="Arial" w:hAnsi="Arial" w:cs="Arial"/>
+        </w:rPr>
+        <w:t xml:space="preserve"> </w:t>
+      </w:r>
+      <w:r>
+        <w:rPr>
+          <w:rFonts w:ascii="Arial" w:hAnsi="Arial" w:cs="Arial"/>
+        </w:rPr>
+        <w:t>kode_klasifikasi}/{klasifikasi_keamanan}/Bp2jk17/2026/{isi_nomor_surat}</w:t>
+      </w:r>
+      <w:r>
+        <w:rPr>
+          <w:rFonts w:ascii="Arial" w:hAnsi="Arial" w:cs="Arial"/>
+        </w:rPr>
+        <w:t xml:space="preserve"> </w:t>
+      </w:r>
+      <w:r>
+        <w:rPr>
+          <w:rFonts w:ascii="Arial" w:hAnsi="Arial" w:cs="Arial"/>
+        </w:rPr>
+        <w:t xml:space="preserve">tanggal </w:t>
+      </w:r>
+      <w:r>
+        <w:rPr>
+          <w:rFonts w:ascii="Arial" w:hAnsi="Arial" w:cs="Arial"/>
+        </w:rPr>
+        <w:t>{tanggal_reviu}</w:t>
+      </w:r>
+      <w:r>
+        <w:rPr>
+          <w:rFonts w:ascii="Arial" w:hAnsi="Arial" w:cs="Arial"/>
+        </w:rPr>
+        <w:t xml:space="preserve"> hal </w:t>
+      </w:r>
+      <w:r>
+        <w:rPr>
+          <w:rFonts w:ascii="Arial" w:hAnsi="Arial" w:cs="Arial"/>
+        </w:rPr>
+        <w:t xml:space="preserve">Penetapan Dokumen Persiapan Pengadaan Paket </w:t>
+      </w:r>
+      <w:r>
+        <w:rPr>
+          <w:rFonts w:ascii="Arial" w:hAnsi="Arial" w:cs="Arial"/>
+        </w:rPr>
+        <w:t xml:space="preserve">{nama_paket} </w:t>
+      </w:r>
+      <w:r>
+        <w:rPr>
+          <w:rFonts w:ascii="Arial" w:hAnsi="Arial" w:cs="Arial"/>
+        </w:rPr>
+        <w:t>untuk paket pekerjaan sebagai berikut:</w:t>
+      </w:r>
     </w:p>
     <w:p>
       <w:pPr>
@@ -4636,209 +4598,6 @@
         <w:jc w:val="both"/>
         <w:rPr>
           <w:rFonts w:ascii="Arial" w:hAnsi="Arial" w:cs="Arial"/>
-        </w:rPr>
-      </w:pPr>
-      <w:r>
-        <w:rPr>
-          <w:rFonts w:ascii="Arial" w:hAnsi="Arial" w:cs="Arial"/>
-        </w:rPr>
-        <w:t xml:space="preserve">Menindaklanjuti </w:t>
-      </w:r>
-      <w:r>
-        <w:rPr>
-          <w:rFonts w:ascii="Arial" w:hAnsi="Arial" w:cs="Arial"/>
-        </w:rPr>
-        <w:t>Memorandum</w:t>
-      </w:r>
-      <w:r>
-        <w:rPr>
-          <w:rFonts w:ascii="Arial" w:hAnsi="Arial" w:cs="Arial"/>
-        </w:rPr>
-        <w:t xml:space="preserve"> Kepala BP2JK Wilayah Kalimantan Selatan Nomor </w:t>
-      </w:r>
-      <w:r>
-        <w:rPr>
-          <w:rFonts w:ascii="Arial" w:hAnsi="Arial" w:cs="Arial"/>
-        </w:rPr>
-        <w:t>{kode_klasifikasi}/R/Bp2jk17/2026/{nomor_surat_1}</w:t>
-      </w:r>
-      <w:r>
-        <w:rPr>
-          <w:rFonts w:ascii="Arial" w:hAnsi="Arial" w:cs="Arial"/>
-          <w:lang w:val="en-US"/>
-        </w:rPr>
-        <w:t xml:space="preserve"> </w:t>
-      </w:r>
-      <w:r>
-        <w:rPr>
-          <w:rFonts w:ascii="Arial" w:hAnsi="Arial" w:cs="Arial"/>
-        </w:rPr>
-        <w:t xml:space="preserve">tanggal </w:t>
-      </w:r>
-      <w:r>
-        <w:rPr>
-          <w:rFonts w:ascii="Arial" w:hAnsi="Arial" w:cs="Arial"/>
-        </w:rPr>
-        <w:t>{tanggal_reviu}</w:t>
-      </w:r>
-      <w:r>
-        <w:rPr>
-          <w:rFonts w:ascii="Arial" w:hAnsi="Arial" w:cs="Arial"/>
-        </w:rPr>
-        <w:t xml:space="preserve"> hal Penyampaian Berita Acara Hasil Reviu Dokumen Persiapan Pengadaan dan </w:t>
-      </w:r>
-      <w:r>
-        <w:rPr>
-          <w:rFonts w:ascii="Arial" w:hAnsi="Arial" w:cs="Arial"/>
-        </w:rPr>
-        <w:t xml:space="preserve">mengacu pada Berita Acara Hasil Reviu Dokumen Persiapan Pengadaan Nomor </w:t>
-      </w:r>
-      <w:r>
-        <w:rPr>
-          <w:rFonts w:ascii="Arial" w:eastAsia="Arial" w:hAnsi="Arial" w:cs="Arial"/>
-        </w:rPr>
-        <w:t>{kode_klasifikasi}/R/Bp2jk17/POKJA-{kode_pokja}/2026/02</w:t>
-      </w:r>
-      <w:r>
-        <w:rPr>
-          <w:rFonts w:ascii="Arial" w:eastAsia="Arial" w:hAnsi="Arial" w:cs="Arial"/>
-        </w:rPr>
-        <w:t xml:space="preserve"> </w:t>
-      </w:r>
-      <w:r>
-        <w:rPr>
-          <w:rFonts w:ascii="Arial" w:hAnsi="Arial" w:cs="Arial"/>
-        </w:rPr>
-        <w:t xml:space="preserve">tanggal </w:t>
-      </w:r>
-      <w:r>
-        <w:rPr>
-          <w:rFonts w:ascii="Arial" w:hAnsi="Arial" w:cs="Arial"/>
-        </w:rPr>
-        <w:t>{tanggal_reviu}</w:t>
-      </w:r>
-      <w:r>
-        <w:rPr>
-          <w:rFonts w:ascii="Arial" w:hAnsi="Arial" w:cs="Arial"/>
-        </w:rPr>
-        <w:t>,</w:t>
-      </w:r>
-      <w:r>
-        <w:rPr>
-          <w:rFonts w:ascii="Arial" w:hAnsi="Arial" w:cs="Arial"/>
-        </w:rPr>
-        <w:t xml:space="preserve"> serta </w:t>
-      </w:r>
-      <w:r>
-        <w:rPr>
-          <w:rFonts w:ascii="Arial" w:hAnsi="Arial" w:cs="Arial"/>
-        </w:rPr>
-        <w:t>mengikuti Nota Dinas</w:t>
-      </w:r>
-      <w:r>
-        <w:rPr>
-          <w:rFonts w:ascii="Arial" w:hAnsi="Arial" w:cs="Arial"/>
-        </w:rPr>
-        <w:t xml:space="preserve"> </w:t>
-      </w:r>
-      <w:r>
-        <w:rPr>
-          <w:rFonts w:ascii="Arial" w:hAnsi="Arial" w:cs="Arial"/>
-        </w:rPr>
-        <w:t xml:space="preserve">Kepala </w:t>
-      </w:r>
-      <w:r>
-        <w:rPr>
-          <w:rFonts w:ascii="Arial" w:hAnsi="Arial" w:cs="Arial"/>
-        </w:rPr>
-        <w:t>{satuan_kerja}</w:t>
-      </w:r>
-      <w:r>
-        <w:rPr>
-          <w:rFonts w:ascii="Arial" w:hAnsi="Arial" w:cs="Arial"/>
-        </w:rPr>
-        <w:t xml:space="preserve"> Selatan</w:t>
-      </w:r>
-      <w:r>
-        <w:rPr>
-          <w:rFonts w:ascii="Arial" w:hAnsi="Arial" w:cs="Arial"/>
-        </w:rPr>
-        <w:t xml:space="preserve"> </w:t>
-      </w:r>
-      <w:r>
-        <w:rPr>
-          <w:rFonts w:ascii="Arial" w:hAnsi="Arial" w:cs="Arial"/>
-          <w:highlight w:val="yellow"/>
-        </w:rPr>
-        <w:t>Nomor</w:t>
-      </w:r>
-      <w:r>
-        <w:rPr>
-          <w:rFonts w:ascii="Arial" w:hAnsi="Arial" w:cs="Arial"/>
-          <w:highlight w:val="yellow"/>
-        </w:rPr>
-        <w:t xml:space="preserve"> </w:t>
-      </w:r>
-      <w:r>
-        <w:rPr>
-          <w:rFonts w:ascii="Arial" w:hAnsi="Arial" w:cs="Arial"/>
-          <w:highlight w:val="yellow"/>
-        </w:rPr>
-        <w:t>1686/MD/Bp2jk17/2025</w:t>
-      </w:r>
-      <w:r>
-        <w:rPr>
-          <w:rFonts w:ascii="Arial" w:hAnsi="Arial" w:cs="Arial"/>
-        </w:rPr>
-        <w:t xml:space="preserve"> </w:t>
-      </w:r>
-      <w:r>
-        <w:rPr>
-          <w:rFonts w:ascii="Arial" w:hAnsi="Arial" w:cs="Arial"/>
-        </w:rPr>
-        <w:t xml:space="preserve">tanggal </w:t>
-      </w:r>
-      <w:r>
-        <w:rPr>
-          <w:rFonts w:ascii="Arial" w:hAnsi="Arial" w:cs="Arial"/>
-        </w:rPr>
-        <w:t>{tanggal_reviu}</w:t>
-      </w:r>
-      <w:r>
-        <w:rPr>
-          <w:rFonts w:ascii="Arial" w:hAnsi="Arial" w:cs="Arial"/>
-        </w:rPr>
-        <w:t xml:space="preserve"> hal </w:t>
-      </w:r>
-      <w:r>
-        <w:rPr>
-          <w:rFonts w:ascii="Arial" w:hAnsi="Arial" w:cs="Arial"/>
-        </w:rPr>
-        <w:t xml:space="preserve">Penetapan Dokumen Persiapan Pengadaan Paket </w:t>
-      </w:r>
-      <w:r>
-        <w:rPr>
-          <w:rFonts w:ascii="Arial" w:hAnsi="Arial" w:cs="Arial"/>
-        </w:rPr>
-        <w:t xml:space="preserve">{nama_paket} </w:t>
-      </w:r>
-      <w:r>
-        <w:rPr>
-          <w:rFonts w:ascii="Arial" w:hAnsi="Arial" w:cs="Arial"/>
-        </w:rPr>
-        <w:t>untuk paket pekerjaan sebagai berikut:</w:t>
-      </w:r>
-    </w:p>
-    <w:p>
-      <w:pPr>
-        <w:spacing w:line="240" w:lineRule="auto"/>
-        <w:ind w:firstLine="851"/>
-        <w:contextualSpacing/>
-        <w:jc w:val="both"/>
-        <w:rPr>
-          <w:rFonts w:ascii="Arial" w:hAnsi="Arial" w:cs="Arial"/>
-          <w:sz w:val="10"/>
-          <w:szCs w:val="10"/>
         </w:rPr>
       </w:pPr>
     </w:p>
@@ -5346,6 +5105,7 @@
               </w:rPr>
               <w:t>{metode_</w:t>
             </w:r>
+            <w:proofErr w:type="spellStart"/>
             <w:r>
               <w:rPr>
                 <w:rFonts w:ascii="Arial" w:hAnsi="Arial" w:cs="Arial"/>
@@ -5353,6 +5113,7 @@
               </w:rPr>
               <w:t>pemilihan</w:t>
             </w:r>
+            <w:proofErr w:type="spellEnd"/>
             <w:r>
               <w:rPr>
                 <w:rFonts w:ascii="Arial" w:hAnsi="Arial" w:cs="Arial"/>
@@ -5690,14 +5451,13 @@
         <w:jc w:val="both"/>
         <w:rPr>
           <w:rFonts w:ascii="Arial" w:hAnsi="Arial" w:cs="Arial"/>
-          <w:sz w:val="10"/>
-          <w:szCs w:val="10"/>
         </w:rPr>
       </w:pPr>
     </w:p>
     <w:p>
       <w:pPr>
-        <w:spacing w:line="240" w:lineRule="auto"/>
+        <w:spacing w:line="360" w:lineRule="auto"/>
+        <w:ind w:firstLine="720"/>
         <w:contextualSpacing/>
         <w:jc w:val="both"/>
         <w:rPr>
@@ -5731,17 +5491,7 @@
     </w:p>
     <w:p>
       <w:pPr>
-        <w:spacing w:line="240" w:lineRule="auto"/>
-        <w:contextualSpacing/>
-        <w:jc w:val="both"/>
-        <w:rPr>
-          <w:rFonts w:ascii="Arial" w:hAnsi="Arial" w:cs="Arial"/>
-        </w:rPr>
-      </w:pPr>
-    </w:p>
-    <w:p>
-      <w:pPr>
-        <w:spacing w:line="240" w:lineRule="auto"/>
+        <w:spacing w:line="360" w:lineRule="auto"/>
         <w:ind w:firstLine="851"/>
         <w:contextualSpacing/>
         <w:jc w:val="both"/>
@@ -5860,7 +5610,27 @@
                 <w:szCs w:val="22"/>
                 <w:lang w:val="en-US"/>
               </w:rPr>
-              <w:t>{ppk_back}</w:t>
+              <w:t>{</w:t>
+            </w:r>
+            <w:proofErr w:type="spellStart"/>
+            <w:r>
+              <w:rPr>
+                <w:rFonts w:ascii="Arial" w:hAnsi="Arial" w:cs="Arial"/>
+                <w:sz w:val="22"/>
+                <w:szCs w:val="22"/>
+                <w:lang w:val="en-US"/>
+              </w:rPr>
+              <w:t>ppk_back</w:t>
+            </w:r>
+            <w:proofErr w:type="spellEnd"/>
+            <w:r>
+              <w:rPr>
+                <w:rFonts w:ascii="Arial" w:hAnsi="Arial" w:cs="Arial"/>
+                <w:sz w:val="22"/>
+                <w:szCs w:val="22"/>
+                <w:lang w:val="en-US"/>
+              </w:rPr>
+              <w:t>}</w:t>
             </w:r>
           </w:p>
           <w:p>
@@ -5968,7 +5738,7 @@
     </w:tbl>
     <w:p>
       <w:pPr>
-        <w:spacing w:after="0" w:line="240" w:lineRule="auto"/>
+        <w:spacing w:after="0" w:line="360" w:lineRule="auto"/>
         <w:contextualSpacing/>
         <w:rPr>
           <w:rFonts w:ascii="Arial" w:hAnsi="Arial" w:cs="Arial"/>
@@ -5988,7 +5758,7 @@
           <w:ilvl w:val="0"/>
           <w:numId w:val="7"/>
         </w:numPr>
-        <w:spacing w:line="240" w:lineRule="auto"/>
+        <w:spacing w:line="360" w:lineRule="auto"/>
         <w:rPr>
           <w:rFonts w:ascii="Arial" w:hAnsi="Arial" w:cs="Arial"/>
         </w:rPr>
@@ -6013,7 +5783,7 @@
           <w:ilvl w:val="0"/>
           <w:numId w:val="7"/>
         </w:numPr>
-        <w:spacing w:line="240" w:lineRule="auto"/>
+        <w:spacing w:line="360" w:lineRule="auto"/>
         <w:rPr>
           <w:rFonts w:ascii="Arial" w:hAnsi="Arial" w:cs="Arial"/>
         </w:rPr>
@@ -6038,7 +5808,7 @@
           <w:ilvl w:val="0"/>
           <w:numId w:val="7"/>
         </w:numPr>
-        <w:spacing w:line="240" w:lineRule="auto"/>
+        <w:spacing w:line="360" w:lineRule="auto"/>
         <w:rPr>
           <w:rFonts w:ascii="Arial" w:hAnsi="Arial" w:cs="Arial"/>
         </w:rPr>
@@ -6080,7 +5850,7 @@
 </file>
 
 <file path=word/endnotes.xml><?xml version="1.0" encoding="utf-8"?>
-<w:endnotes xmlns:wpc="http://schemas.microsoft.com/office/word/2010/wordprocessingCanvas" xmlns:cx="http://schemas.microsoft.com/office/drawing/2014/chartex" xmlns:cx1="http://schemas.microsoft.com/office/drawing/2015/9/8/chartex" xmlns:cx2="http://schemas.microsoft.com/office/drawing/2015/10/21/chartex" xmlns:cx3="http://schemas.microsoft.com/office/drawing/2016/5/9/chartex" xmlns:cx4="http://schemas.microsoft.com/office/drawing/2016/5/10/chartex" xmlns:cx5="http://schemas.microsoft.com/office/drawing/2016/5/11/chartex" xmlns:cx6="http://schemas.microsoft.com/office/drawing/2016/5/12/chartex" xmlns:cx7="http://schemas.microsoft.com/office/drawing/2016/5/13/chartex" xmlns:cx8="http://schemas.microsoft.com/office/drawing/2016/5/14/chartex" xmlns:mc="http://schemas.openxmlformats.org/markup-compatibility/2006" xmlns:aink="http://schemas.microsoft.com/office/drawing/2016/ink" xmlns:am3d="http://schemas.microsoft.com/office/drawing/2017/model3d" xmlns:o="urn:schemas-microsoft-com:office:office" xmlns:oel="http://schemas.microsoft.com/office/2019/extlst" xmlns:r="http://schemas.openxmlformats.org/officeDocument/2006/relationships" xmlns:m="http://schemas.openxmlformats.org/officeDocument/2006/math" xmlns:v="urn:schemas-microsoft-com:vml" xmlns:wp14="http://schemas.microsoft.com/office/word/2010/wordprocessingDrawing" xmlns:wp="http://schemas.openxmlformats.org/drawingml/2006/wordprocessingDrawing" xmlns:w10="urn:schemas-microsoft-com:office:word" xmlns:w="http://schemas.openxmlformats.org/wordprocessingml/2006/main" xmlns:w14="http://schemas.microsoft.com/office/word/2010/wordml" xmlns:w15="http://schemas.microsoft.com/office/word/2012/wordml" xmlns:w16cex="http://schemas.microsoft.com/office/word/2018/wordml/cex" xmlns:w16cid="http://schemas.microsoft.com/office/word/2016/wordml/cid" xmlns:w16="http://schemas.microsoft.com/office/word/2018/wordml" xmlns:w16du="http://schemas.microsoft.com/office/word/2023/wordml/word16du" xmlns:w16sdtdh="http://schemas.microsoft.com/office/word/2020/wordml/sdtdatahash" xmlns:w16sdtfl="http://schemas.microsoft.com/office/word/2024/wordml/sdtformatlock" xmlns:w16se="http://schemas.microsoft.com/office/word/2015/wordml/symex" xmlns:wpg="http://schemas.microsoft.com/office/word/2010/wordprocessingGroup" xmlns:wpi="http://schemas.microsoft.com/office/word/2010/wordprocessingInk" xmlns:wne="http://schemas.microsoft.com/office/word/2006/wordml" xmlns:wps="http://schemas.microsoft.com/office/word/2010/wordprocessingShape" mc:Ignorable="w14 w15 w16se w16cid w16 w16cex w16sdtdh w16sdtfl w16du wp14">
+<w:endnotes xmlns:wpc="http://schemas.microsoft.com/office/word/2010/wordprocessingCanvas" xmlns:cx="http://schemas.microsoft.com/office/drawing/2014/chartex" xmlns:cx1="http://schemas.microsoft.com/office/drawing/2015/9/8/chartex" xmlns:cx2="http://schemas.microsoft.com/office/drawing/2015/10/21/chartex" xmlns:cx3="http://schemas.microsoft.com/office/drawing/2016/5/9/chartex" xmlns:cx4="http://schemas.microsoft.com/office/drawing/2016/5/10/chartex" xmlns:cx5="http://schemas.microsoft.com/office/drawing/2016/5/11/chartex" xmlns:cx6="http://schemas.microsoft.com/office/drawing/2016/5/12/chartex" xmlns:cx7="http://schemas.microsoft.com/office/drawing/2016/5/13/chartex" xmlns:cx8="http://schemas.microsoft.com/office/drawing/2016/5/14/chartex" xmlns:mc="http://schemas.openxmlformats.org/markup-compatibility/2006" xmlns:aink="http://schemas.microsoft.com/office/drawing/2016/ink" xmlns:am3d="http://schemas.microsoft.com/office/drawing/2017/model3d" xmlns:o="urn:schemas-microsoft-com:office:office" xmlns:r="http://schemas.openxmlformats.org/officeDocument/2006/relationships" xmlns:m="http://schemas.openxmlformats.org/officeDocument/2006/math" xmlns:v="urn:schemas-microsoft-com:vml" xmlns:wp14="http://schemas.microsoft.com/office/word/2010/wordprocessingDrawing" xmlns:wp="http://schemas.openxmlformats.org/drawingml/2006/wordprocessingDrawing" xmlns:w10="urn:schemas-microsoft-com:office:word" xmlns:w="http://schemas.openxmlformats.org/wordprocessingml/2006/main" xmlns:w14="http://schemas.microsoft.com/office/word/2010/wordml" xmlns:w15="http://schemas.microsoft.com/office/word/2012/wordml" xmlns:w16cex="http://schemas.microsoft.com/office/word/2018/wordml/cex" xmlns:w16cid="http://schemas.microsoft.com/office/word/2016/wordml/cid" xmlns:w16="http://schemas.microsoft.com/office/word/2018/wordml" xmlns:w16sdtdh="http://schemas.microsoft.com/office/word/2020/wordml/sdtdatahash" xmlns:w16se="http://schemas.microsoft.com/office/word/2015/wordml/symex" xmlns:wpg="http://schemas.microsoft.com/office/word/2010/wordprocessingGroup" xmlns:wpi="http://schemas.microsoft.com/office/word/2010/wordprocessingInk" xmlns:wne="http://schemas.microsoft.com/office/word/2006/wordml" xmlns:wps="http://schemas.microsoft.com/office/word/2010/wordprocessingShape" mc:Ignorable="w14 w15 w16se w16cid w16 w16cex w16sdtdh wp14">
   <w:endnote w:type="separator" w:id="-1">
     <w:p>
       <w:pPr>
@@ -6105,7 +5875,7 @@
 </file>
 
 <file path=word/footnotes.xml><?xml version="1.0" encoding="utf-8"?>
-<w:footnotes xmlns:wpc="http://schemas.microsoft.com/office/word/2010/wordprocessingCanvas" xmlns:cx="http://schemas.microsoft.com/office/drawing/2014/chartex" xmlns:cx1="http://schemas.microsoft.com/office/drawing/2015/9/8/chartex" xmlns:cx2="http://schemas.microsoft.com/office/drawing/2015/10/21/chartex" xmlns:cx3="http://schemas.microsoft.com/office/drawing/2016/5/9/chartex" xmlns:cx4="http://schemas.microsoft.com/office/drawing/2016/5/10/chartex" xmlns:cx5="http://schemas.microsoft.com/office/drawing/2016/5/11/chartex" xmlns:cx6="http://schemas.microsoft.com/office/drawing/2016/5/12/chartex" xmlns:cx7="http://schemas.microsoft.com/office/drawing/2016/5/13/chartex" xmlns:cx8="http://schemas.microsoft.com/office/drawing/2016/5/14/chartex" xmlns:mc="http://schemas.openxmlformats.org/markup-compatibility/2006" xmlns:aink="http://schemas.microsoft.com/office/drawing/2016/ink" xmlns:am3d="http://schemas.microsoft.com/office/drawing/2017/model3d" xmlns:o="urn:schemas-microsoft-com:office:office" xmlns:oel="http://schemas.microsoft.com/office/2019/extlst" xmlns:r="http://schemas.openxmlformats.org/officeDocument/2006/relationships" xmlns:m="http://schemas.openxmlformats.org/officeDocument/2006/math" xmlns:v="urn:schemas-microsoft-com:vml" xmlns:wp14="http://schemas.microsoft.com/office/word/2010/wordprocessingDrawing" xmlns:wp="http://schemas.openxmlformats.org/drawingml/2006/wordprocessingDrawing" xmlns:w10="urn:schemas-microsoft-com:office:word" xmlns:w="http://schemas.openxmlformats.org/wordprocessingml/2006/main" xmlns:w14="http://schemas.microsoft.com/office/word/2010/wordml" xmlns:w15="http://schemas.microsoft.com/office/word/2012/wordml" xmlns:w16cex="http://schemas.microsoft.com/office/word/2018/wordml/cex" xmlns:w16cid="http://schemas.microsoft.com/office/word/2016/wordml/cid" xmlns:w16="http://schemas.microsoft.com/office/word/2018/wordml" xmlns:w16du="http://schemas.microsoft.com/office/word/2023/wordml/word16du" xmlns:w16sdtdh="http://schemas.microsoft.com/office/word/2020/wordml/sdtdatahash" xmlns:w16sdtfl="http://schemas.microsoft.com/office/word/2024/wordml/sdtformatlock" xmlns:w16se="http://schemas.microsoft.com/office/word/2015/wordml/symex" xmlns:wpg="http://schemas.microsoft.com/office/word/2010/wordprocessingGroup" xmlns:wpi="http://schemas.microsoft.com/office/word/2010/wordprocessingInk" xmlns:wne="http://schemas.microsoft.com/office/word/2006/wordml" xmlns:wps="http://schemas.microsoft.com/office/word/2010/wordprocessingShape" mc:Ignorable="w14 w15 w16se w16cid w16 w16cex w16sdtdh w16sdtfl w16du wp14">
+<w:footnotes xmlns:wpc="http://schemas.microsoft.com/office/word/2010/wordprocessingCanvas" xmlns:cx="http://schemas.microsoft.com/office/drawing/2014/chartex" xmlns:cx1="http://schemas.microsoft.com/office/drawing/2015/9/8/chartex" xmlns:cx2="http://schemas.microsoft.com/office/drawing/2015/10/21/chartex" xmlns:cx3="http://schemas.microsoft.com/office/drawing/2016/5/9/chartex" xmlns:cx4="http://schemas.microsoft.com/office/drawing/2016/5/10/chartex" xmlns:cx5="http://schemas.microsoft.com/office/drawing/2016/5/11/chartex" xmlns:cx6="http://schemas.microsoft.com/office/drawing/2016/5/12/chartex" xmlns:cx7="http://schemas.microsoft.com/office/drawing/2016/5/13/chartex" xmlns:cx8="http://schemas.microsoft.com/office/drawing/2016/5/14/chartex" xmlns:mc="http://schemas.openxmlformats.org/markup-compatibility/2006" xmlns:aink="http://schemas.microsoft.com/office/drawing/2016/ink" xmlns:am3d="http://schemas.microsoft.com/office/drawing/2017/model3d" xmlns:o="urn:schemas-microsoft-com:office:office" xmlns:r="http://schemas.openxmlformats.org/officeDocument/2006/relationships" xmlns:m="http://schemas.openxmlformats.org/officeDocument/2006/math" xmlns:v="urn:schemas-microsoft-com:vml" xmlns:wp14="http://schemas.microsoft.com/office/word/2010/wordprocessingDrawing" xmlns:wp="http://schemas.openxmlformats.org/drawingml/2006/wordprocessingDrawing" xmlns:w10="urn:schemas-microsoft-com:office:word" xmlns:w="http://schemas.openxmlformats.org/wordprocessingml/2006/main" xmlns:w14="http://schemas.microsoft.com/office/word/2010/wordml" xmlns:w15="http://schemas.microsoft.com/office/word/2012/wordml" xmlns:w16cex="http://schemas.microsoft.com/office/word/2018/wordml/cex" xmlns:w16cid="http://schemas.microsoft.com/office/word/2016/wordml/cid" xmlns:w16="http://schemas.microsoft.com/office/word/2018/wordml" xmlns:w16sdtdh="http://schemas.microsoft.com/office/word/2020/wordml/sdtdatahash" xmlns:w16se="http://schemas.microsoft.com/office/word/2015/wordml/symex" xmlns:wpg="http://schemas.microsoft.com/office/word/2010/wordprocessingGroup" xmlns:wpi="http://schemas.microsoft.com/office/word/2010/wordprocessingInk" xmlns:wne="http://schemas.microsoft.com/office/word/2006/wordml" xmlns:wps="http://schemas.microsoft.com/office/word/2010/wordprocessingShape" mc:Ignorable="w14 w15 w16se w16cid w16 w16cex w16sdtdh wp14">
   <w:footnote w:type="separator" w:id="-1">
     <w:p>
       <w:pPr>
@@ -6130,7 +5900,7 @@
 </file>
 
 <file path=word/header1.xml><?xml version="1.0" encoding="utf-8"?>
-<w:hdr xmlns:wpc="http://schemas.microsoft.com/office/word/2010/wordprocessingCanvas" xmlns:cx="http://schemas.microsoft.com/office/drawing/2014/chartex" xmlns:cx1="http://schemas.microsoft.com/office/drawing/2015/9/8/chartex" xmlns:cx2="http://schemas.microsoft.com/office/drawing/2015/10/21/chartex" xmlns:cx3="http://schemas.microsoft.com/office/drawing/2016/5/9/chartex" xmlns:cx4="http://schemas.microsoft.com/office/drawing/2016/5/10/chartex" xmlns:cx5="http://schemas.microsoft.com/office/drawing/2016/5/11/chartex" xmlns:cx6="http://schemas.microsoft.com/office/drawing/2016/5/12/chartex" xmlns:cx7="http://schemas.microsoft.com/office/drawing/2016/5/13/chartex" xmlns:cx8="http://schemas.microsoft.com/office/drawing/2016/5/14/chartex" xmlns:mc="http://schemas.openxmlformats.org/markup-compatibility/2006" xmlns:aink="http://schemas.microsoft.com/office/drawing/2016/ink" xmlns:am3d="http://schemas.microsoft.com/office/drawing/2017/model3d" xmlns:o="urn:schemas-microsoft-com:office:office" xmlns:oel="http://schemas.microsoft.com/office/2019/extlst" xmlns:r="http://schemas.openxmlformats.org/officeDocument/2006/relationships" xmlns:m="http://schemas.openxmlformats.org/officeDocument/2006/math" xmlns:v="urn:schemas-microsoft-com:vml" xmlns:wp14="http://schemas.microsoft.com/office/word/2010/wordprocessingDrawing" xmlns:wp="http://schemas.openxmlformats.org/drawingml/2006/wordprocessingDrawing" xmlns:w10="urn:schemas-microsoft-com:office:word" xmlns:w="http://schemas.openxmlformats.org/wordprocessingml/2006/main" xmlns:w14="http://schemas.microsoft.com/office/word/2010/wordml" xmlns:w15="http://schemas.microsoft.com/office/word/2012/wordml" xmlns:w16cex="http://schemas.microsoft.com/office/word/2018/wordml/cex" xmlns:w16cid="http://schemas.microsoft.com/office/word/2016/wordml/cid" xmlns:w16="http://schemas.microsoft.com/office/word/2018/wordml" xmlns:w16du="http://schemas.microsoft.com/office/word/2023/wordml/word16du" xmlns:w16sdtdh="http://schemas.microsoft.com/office/word/2020/wordml/sdtdatahash" xmlns:w16sdtfl="http://schemas.microsoft.com/office/word/2024/wordml/sdtformatlock" xmlns:w16se="http://schemas.microsoft.com/office/word/2015/wordml/symex" xmlns:wpg="http://schemas.microsoft.com/office/word/2010/wordprocessingGroup" xmlns:wpi="http://schemas.microsoft.com/office/word/2010/wordprocessingInk" xmlns:wne="http://schemas.microsoft.com/office/word/2006/wordml" xmlns:wps="http://schemas.microsoft.com/office/word/2010/wordprocessingShape" mc:Ignorable="w14 w15 w16se w16cid w16 w16cex w16sdtdh w16sdtfl w16du wp14">
+<w:hdr xmlns:wpc="http://schemas.microsoft.com/office/word/2010/wordprocessingCanvas" xmlns:cx="http://schemas.microsoft.com/office/drawing/2014/chartex" xmlns:cx1="http://schemas.microsoft.com/office/drawing/2015/9/8/chartex" xmlns:cx2="http://schemas.microsoft.com/office/drawing/2015/10/21/chartex" xmlns:cx3="http://schemas.microsoft.com/office/drawing/2016/5/9/chartex" xmlns:cx4="http://schemas.microsoft.com/office/drawing/2016/5/10/chartex" xmlns:cx5="http://schemas.microsoft.com/office/drawing/2016/5/11/chartex" xmlns:cx6="http://schemas.microsoft.com/office/drawing/2016/5/12/chartex" xmlns:cx7="http://schemas.microsoft.com/office/drawing/2016/5/13/chartex" xmlns:cx8="http://schemas.microsoft.com/office/drawing/2016/5/14/chartex" xmlns:mc="http://schemas.openxmlformats.org/markup-compatibility/2006" xmlns:aink="http://schemas.microsoft.com/office/drawing/2016/ink" xmlns:am3d="http://schemas.microsoft.com/office/drawing/2017/model3d" xmlns:o="urn:schemas-microsoft-com:office:office" xmlns:r="http://schemas.openxmlformats.org/officeDocument/2006/relationships" xmlns:m="http://schemas.openxmlformats.org/officeDocument/2006/math" xmlns:v="urn:schemas-microsoft-com:vml" xmlns:wp14="http://schemas.microsoft.com/office/word/2010/wordprocessingDrawing" xmlns:wp="http://schemas.openxmlformats.org/drawingml/2006/wordprocessingDrawing" xmlns:w10="urn:schemas-microsoft-com:office:word" xmlns:w="http://schemas.openxmlformats.org/wordprocessingml/2006/main" xmlns:w14="http://schemas.microsoft.com/office/word/2010/wordml" xmlns:w15="http://schemas.microsoft.com/office/word/2012/wordml" xmlns:w16cex="http://schemas.microsoft.com/office/word/2018/wordml/cex" xmlns:w16cid="http://schemas.microsoft.com/office/word/2016/wordml/cid" xmlns:w16="http://schemas.microsoft.com/office/word/2018/wordml" xmlns:w16sdtdh="http://schemas.microsoft.com/office/word/2020/wordml/sdtdatahash" xmlns:w16se="http://schemas.microsoft.com/office/word/2015/wordml/symex" xmlns:wpg="http://schemas.microsoft.com/office/word/2010/wordprocessingGroup" xmlns:wpi="http://schemas.microsoft.com/office/word/2010/wordprocessingInk" xmlns:wne="http://schemas.microsoft.com/office/word/2006/wordml" xmlns:wps="http://schemas.microsoft.com/office/word/2010/wordprocessingShape" mc:Ignorable="w14 w15 w16se w16cid w16 w16cex w16sdtdh wp14">
   <w:p>
     <w:pPr>
       <w:pStyle w:val="Header"/>
@@ -6171,7 +5941,7 @@
 </file>
 
 <file path=word/numbering.xml><?xml version="1.0" encoding="utf-8"?>
-<w:numbering xmlns:wpc="http://schemas.microsoft.com/office/word/2010/wordprocessingCanvas" xmlns:cx="http://schemas.microsoft.com/office/drawing/2014/chartex" xmlns:cx1="http://schemas.microsoft.com/office/drawing/2015/9/8/chartex" xmlns:cx2="http://schemas.microsoft.com/office/drawing/2015/10/21/chartex" xmlns:cx3="http://schemas.microsoft.com/office/drawing/2016/5/9/chartex" xmlns:cx4="http://schemas.microsoft.com/office/drawing/2016/5/10/chartex" xmlns:cx5="http://schemas.microsoft.com/office/drawing/2016/5/11/chartex" xmlns:cx6="http://schemas.microsoft.com/office/drawing/2016/5/12/chartex" xmlns:cx7="http://schemas.microsoft.com/office/drawing/2016/5/13/chartex" xmlns:cx8="http://schemas.microsoft.com/office/drawing/2016/5/14/chartex" xmlns:mc="http://schemas.openxmlformats.org/markup-compatibility/2006" xmlns:aink="http://schemas.microsoft.com/office/drawing/2016/ink" xmlns:am3d="http://schemas.microsoft.com/office/drawing/2017/model3d" xmlns:o="urn:schemas-microsoft-com:office:office" xmlns:oel="http://schemas.microsoft.com/office/2019/extlst" xmlns:r="http://schemas.openxmlformats.org/officeDocument/2006/relationships" xmlns:m="http://schemas.openxmlformats.org/officeDocument/2006/math" xmlns:v="urn:schemas-microsoft-com:vml" xmlns:wp14="http://schemas.microsoft.com/office/word/2010/wordprocessingDrawing" xmlns:wp="http://schemas.openxmlformats.org/drawingml/2006/wordprocessingDrawing" xmlns:w10="urn:schemas-microsoft-com:office:word" xmlns:w="http://schemas.openxmlformats.org/wordprocessingml/2006/main" xmlns:w14="http://schemas.microsoft.com/office/word/2010/wordml" xmlns:w15="http://schemas.microsoft.com/office/word/2012/wordml" xmlns:w16cex="http://schemas.microsoft.com/office/word/2018/wordml/cex" xmlns:w16cid="http://schemas.microsoft.com/office/word/2016/wordml/cid" xmlns:w16="http://schemas.microsoft.com/office/word/2018/wordml" xmlns:w16du="http://schemas.microsoft.com/office/word/2023/wordml/word16du" xmlns:w16sdtdh="http://schemas.microsoft.com/office/word/2020/wordml/sdtdatahash" xmlns:w16sdtfl="http://schemas.microsoft.com/office/word/2024/wordml/sdtformatlock" xmlns:w16se="http://schemas.microsoft.com/office/word/2015/wordml/symex" xmlns:wpg="http://schemas.microsoft.com/office/word/2010/wordprocessingGroup" xmlns:wpi="http://schemas.microsoft.com/office/word/2010/wordprocessingInk" xmlns:wne="http://schemas.microsoft.com/office/word/2006/wordml" xmlns:wps="http://schemas.microsoft.com/office/word/2010/wordprocessingShape" mc:Ignorable="w14 w15 w16se w16cid w16 w16cex w16sdtdh w16sdtfl w16du wp14">
+<w:numbering xmlns:wpc="http://schemas.microsoft.com/office/word/2010/wordprocessingCanvas" xmlns:cx="http://schemas.microsoft.com/office/drawing/2014/chartex" xmlns:cx1="http://schemas.microsoft.com/office/drawing/2015/9/8/chartex" xmlns:cx2="http://schemas.microsoft.com/office/drawing/2015/10/21/chartex" xmlns:cx3="http://schemas.microsoft.com/office/drawing/2016/5/9/chartex" xmlns:cx4="http://schemas.microsoft.com/office/drawing/2016/5/10/chartex" xmlns:cx5="http://schemas.microsoft.com/office/drawing/2016/5/11/chartex" xmlns:cx6="http://schemas.microsoft.com/office/drawing/2016/5/12/chartex" xmlns:cx7="http://schemas.microsoft.com/office/drawing/2016/5/13/chartex" xmlns:cx8="http://schemas.microsoft.com/office/drawing/2016/5/14/chartex" xmlns:mc="http://schemas.openxmlformats.org/markup-compatibility/2006" xmlns:aink="http://schemas.microsoft.com/office/drawing/2016/ink" xmlns:am3d="http://schemas.microsoft.com/office/drawing/2017/model3d" xmlns:o="urn:schemas-microsoft-com:office:office" xmlns:r="http://schemas.openxmlformats.org/officeDocument/2006/relationships" xmlns:m="http://schemas.openxmlformats.org/officeDocument/2006/math" xmlns:v="urn:schemas-microsoft-com:vml" xmlns:wp14="http://schemas.microsoft.com/office/word/2010/wordprocessingDrawing" xmlns:wp="http://schemas.openxmlformats.org/drawingml/2006/wordprocessingDrawing" xmlns:w10="urn:schemas-microsoft-com:office:word" xmlns:w="http://schemas.openxmlformats.org/wordprocessingml/2006/main" xmlns:w14="http://schemas.microsoft.com/office/word/2010/wordml" xmlns:w15="http://schemas.microsoft.com/office/word/2012/wordml" xmlns:w16cex="http://schemas.microsoft.com/office/word/2018/wordml/cex" xmlns:w16cid="http://schemas.microsoft.com/office/word/2016/wordml/cid" xmlns:w16="http://schemas.microsoft.com/office/word/2018/wordml" xmlns:w16sdtdh="http://schemas.microsoft.com/office/word/2020/wordml/sdtdatahash" xmlns:w16se="http://schemas.microsoft.com/office/word/2015/wordml/symex" xmlns:wpg="http://schemas.microsoft.com/office/word/2010/wordprocessingGroup" xmlns:wpi="http://schemas.microsoft.com/office/word/2010/wordprocessingInk" xmlns:wne="http://schemas.microsoft.com/office/word/2006/wordml" xmlns:wps="http://schemas.microsoft.com/office/word/2010/wordprocessingShape" mc:Ignorable="w14 w15 w16se w16cid w16 w16cex w16sdtdh wp14">
   <w:abstractNum w:abstractNumId="0" w15:restartNumberingAfterBreak="0">
     <w:nsid w:val="15EC3125"/>
     <w:multiLevelType w:val="hybridMultilevel"/>
@@ -6899,35 +6669,35 @@
       </w:pPr>
     </w:lvl>
   </w:abstractNum>
-  <w:num w:numId="1" w16cid:durableId="287664205">
+  <w:num w:numId="1">
     <w:abstractNumId w:val="5"/>
   </w:num>
-  <w:num w:numId="2" w16cid:durableId="1609240214">
+  <w:num w:numId="2">
     <w:abstractNumId w:val="6"/>
   </w:num>
-  <w:num w:numId="3" w16cid:durableId="959455788">
+  <w:num w:numId="3">
     <w:abstractNumId w:val="3"/>
   </w:num>
-  <w:num w:numId="4" w16cid:durableId="1725519925">
+  <w:num w:numId="4">
     <w:abstractNumId w:val="1"/>
   </w:num>
-  <w:num w:numId="5" w16cid:durableId="1359895028">
+  <w:num w:numId="5">
     <w:abstractNumId w:val="7"/>
   </w:num>
-  <w:num w:numId="6" w16cid:durableId="819227491">
+  <w:num w:numId="6">
     <w:abstractNumId w:val="2"/>
   </w:num>
-  <w:num w:numId="7" w16cid:durableId="1314220203">
+  <w:num w:numId="7">
     <w:abstractNumId w:val="4"/>
   </w:num>
-  <w:num w:numId="8" w16cid:durableId="383674865">
+  <w:num w:numId="8">
     <w:abstractNumId w:val="0"/>
   </w:num>
 </w:numbering>
 </file>
 
 <file path=word/styles.xml><?xml version="1.0" encoding="utf-8"?>
-<w:styles xmlns:mc="http://schemas.openxmlformats.org/markup-compatibility/2006" xmlns:r="http://schemas.openxmlformats.org/officeDocument/2006/relationships" xmlns:w="http://schemas.openxmlformats.org/wordprocessingml/2006/main" xmlns:w14="http://schemas.microsoft.com/office/word/2010/wordml" xmlns:w15="http://schemas.microsoft.com/office/word/2012/wordml" xmlns:w16cex="http://schemas.microsoft.com/office/word/2018/wordml/cex" xmlns:w16cid="http://schemas.microsoft.com/office/word/2016/wordml/cid" xmlns:w16="http://schemas.microsoft.com/office/word/2018/wordml" xmlns:w16du="http://schemas.microsoft.com/office/word/2023/wordml/word16du" xmlns:w16sdtdh="http://schemas.microsoft.com/office/word/2020/wordml/sdtdatahash" xmlns:w16sdtfl="http://schemas.microsoft.com/office/word/2024/wordml/sdtformatlock" xmlns:w16se="http://schemas.microsoft.com/office/word/2015/wordml/symex" mc:Ignorable="w14 w15 w16se w16cid w16 w16cex w16sdtdh w16sdtfl w16du">
+<w:styles xmlns:mc="http://schemas.openxmlformats.org/markup-compatibility/2006" xmlns:r="http://schemas.openxmlformats.org/officeDocument/2006/relationships" xmlns:w="http://schemas.openxmlformats.org/wordprocessingml/2006/main" xmlns:w14="http://schemas.microsoft.com/office/word/2010/wordml" xmlns:w15="http://schemas.microsoft.com/office/word/2012/wordml" xmlns:w16cex="http://schemas.microsoft.com/office/word/2018/wordml/cex" xmlns:w16cid="http://schemas.microsoft.com/office/word/2016/wordml/cid" xmlns:w16="http://schemas.microsoft.com/office/word/2018/wordml" xmlns:w16sdtdh="http://schemas.microsoft.com/office/word/2020/wordml/sdtdatahash" xmlns:w16se="http://schemas.microsoft.com/office/word/2015/wordml/symex" mc:Ignorable="w14 w15 w16se w16cid w16 w16cex w16sdtdh">
   <w:docDefaults>
     <w:rPrDefault>
       <w:rPr>
@@ -7324,7 +7094,7 @@
   <w:style w:type="paragraph" w:default="1" w:styleId="Normal">
     <w:name w:val="Normal"/>
     <w:qFormat/>
-    <w:rsid w:val="00F1732B"/>
+    <w:rsid w:val="00FF6780"/>
     <w:pPr>
       <w:spacing w:after="200" w:line="276" w:lineRule="auto"/>
     </w:pPr>
